--- a/Modul2/Modul 2_Keishin Naufa A_103112400061.docx
+++ b/Modul2/Modul 2_Keishin Naufa A_103112400061.docx
@@ -1523,7 +1523,6 @@
         </w:rPr>
         <w:t xml:space="preserve"> </w:t>
       </w:r>
-      <w:proofErr w:type="gramStart"/>
       <w:r>
         <w:rPr>
           <w:rFonts w:ascii="Consolas" w:eastAsia="Times New Roman" w:hAnsi="Consolas" w:cs="Times New Roman"/>
@@ -1544,7 +1543,6 @@
         </w:rPr>
         <w:t>;</w:t>
       </w:r>
-      <w:proofErr w:type="gramEnd"/>
     </w:p>
     <w:p>
       <w:pPr>
@@ -1586,7 +1584,6 @@
         <w:t xml:space="preserve"> </w:t>
       </w:r>
       <w:proofErr w:type="spellStart"/>
-      <w:proofErr w:type="gramStart"/>
       <w:r>
         <w:rPr>
           <w:rFonts w:ascii="Consolas" w:eastAsia="Times New Roman" w:hAnsi="Consolas" w:cs="Times New Roman"/>
@@ -1617,7 +1614,6 @@
         </w:rPr>
         <w:t>util</w:t>
       </w:r>
-      <w:proofErr w:type="gramEnd"/>
       <w:r>
         <w:rPr>
           <w:rFonts w:ascii="Consolas" w:eastAsia="Times New Roman" w:hAnsi="Consolas" w:cs="Times New Roman"/>
@@ -1628,7 +1624,6 @@
         </w:rPr>
         <w:t>.</w:t>
       </w:r>
-      <w:proofErr w:type="gramStart"/>
       <w:r>
         <w:rPr>
           <w:rFonts w:ascii="Consolas" w:eastAsia="Times New Roman" w:hAnsi="Consolas" w:cs="Times New Roman"/>
@@ -1652,7 +1647,6 @@
         </w:rPr>
         <w:t>;</w:t>
       </w:r>
-      <w:proofErr w:type="gramEnd"/>
     </w:p>
     <w:p>
       <w:pPr>
@@ -1855,7 +1849,6 @@
         </w:rPr>
         <w:t xml:space="preserve"> </w:t>
       </w:r>
-      <w:proofErr w:type="gramStart"/>
       <w:r>
         <w:rPr>
           <w:rFonts w:ascii="Consolas" w:eastAsia="Times New Roman" w:hAnsi="Consolas" w:cs="Times New Roman"/>
@@ -1898,18 +1891,7 @@
           <w:szCs w:val="21"/>
           <w:lang w:val="en-ID" w:eastAsia="ja-JP"/>
         </w:rPr>
-        <w:t>[</w:t>
-      </w:r>
-      <w:proofErr w:type="gramEnd"/>
-      <w:r>
-        <w:rPr>
-          <w:rFonts w:ascii="Consolas" w:eastAsia="Times New Roman" w:hAnsi="Consolas" w:cs="Times New Roman"/>
-          <w:color w:val="9399B2"/>
-          <w:sz w:val="21"/>
-          <w:szCs w:val="21"/>
-          <w:lang w:val="en-ID" w:eastAsia="ja-JP"/>
-        </w:rPr>
-        <w:t>]</w:t>
+        <w:t>[]</w:t>
       </w:r>
       <w:r>
         <w:rPr>
@@ -2057,7 +2039,6 @@
         </w:rPr>
         <w:t xml:space="preserve"> </w:t>
       </w:r>
-      <w:proofErr w:type="gramStart"/>
       <w:r>
         <w:rPr>
           <w:rFonts w:ascii="Consolas" w:eastAsia="Times New Roman" w:hAnsi="Consolas" w:cs="Times New Roman"/>
@@ -2080,7 +2061,6 @@
         </w:rPr>
         <w:t>(</w:t>
       </w:r>
-      <w:proofErr w:type="gramEnd"/>
       <w:r>
         <w:rPr>
           <w:rFonts w:ascii="Consolas" w:eastAsia="Times New Roman" w:hAnsi="Consolas" w:cs="Times New Roman"/>
@@ -2113,7 +2093,6 @@
         </w:rPr>
         <w:t>in</w:t>
       </w:r>
-      <w:proofErr w:type="gramStart"/>
       <w:r>
         <w:rPr>
           <w:rFonts w:ascii="Consolas" w:eastAsia="Times New Roman" w:hAnsi="Consolas" w:cs="Times New Roman"/>
@@ -2124,7 +2103,6 @@
         </w:rPr>
         <w:t>);</w:t>
       </w:r>
-      <w:proofErr w:type="gramEnd"/>
     </w:p>
     <w:p>
       <w:pPr>
@@ -2195,7 +2173,6 @@
         </w:rPr>
         <w:t xml:space="preserve"> </w:t>
       </w:r>
-      <w:proofErr w:type="gramStart"/>
       <w:r>
         <w:rPr>
           <w:rFonts w:ascii="Consolas" w:eastAsia="Times New Roman" w:hAnsi="Consolas" w:cs="Times New Roman"/>
@@ -2216,7 +2193,6 @@
         </w:rPr>
         <w:t>;</w:t>
       </w:r>
-      <w:proofErr w:type="gramEnd"/>
     </w:p>
     <w:p>
       <w:pPr>
@@ -2287,7 +2263,6 @@
         </w:rPr>
         <w:t xml:space="preserve"> </w:t>
       </w:r>
-      <w:proofErr w:type="gramStart"/>
       <w:r>
         <w:rPr>
           <w:rFonts w:ascii="Consolas" w:eastAsia="Times New Roman" w:hAnsi="Consolas" w:cs="Times New Roman"/>
@@ -2308,7 +2283,6 @@
         </w:rPr>
         <w:t>;</w:t>
       </w:r>
-      <w:proofErr w:type="gramEnd"/>
     </w:p>
     <w:p>
       <w:pPr>
@@ -2629,7 +2603,6 @@
         </w:rPr>
         <w:t xml:space="preserve"> </w:t>
       </w:r>
-      <w:proofErr w:type="gramStart"/>
       <w:r>
         <w:rPr>
           <w:rFonts w:ascii="Consolas" w:eastAsia="Times New Roman" w:hAnsi="Consolas" w:cs="Times New Roman"/>
@@ -2650,7 +2623,6 @@
         </w:rPr>
         <w:t>;</w:t>
       </w:r>
-      <w:proofErr w:type="gramEnd"/>
     </w:p>
     <w:p>
       <w:pPr>
@@ -2702,7 +2674,6 @@
         <w:t xml:space="preserve"> </w:t>
       </w:r>
       <w:proofErr w:type="spellStart"/>
-      <w:proofErr w:type="gramStart"/>
       <w:r>
         <w:rPr>
           <w:rFonts w:ascii="Consolas" w:eastAsia="Times New Roman" w:hAnsi="Consolas" w:cs="Times New Roman"/>
@@ -2734,7 +2705,6 @@
         </w:rPr>
         <w:t>;</w:t>
       </w:r>
-      <w:proofErr w:type="gramEnd"/>
     </w:p>
     <w:p>
       <w:pPr>
@@ -2905,7 +2875,6 @@
         </w:rPr>
         <w:t>: "</w:t>
       </w:r>
-      <w:proofErr w:type="gramStart"/>
       <w:r>
         <w:rPr>
           <w:rFonts w:ascii="Consolas" w:eastAsia="Times New Roman" w:hAnsi="Consolas" w:cs="Times New Roman"/>
@@ -2916,7 +2885,6 @@
         </w:rPr>
         <w:t>);</w:t>
       </w:r>
-      <w:proofErr w:type="gramEnd"/>
     </w:p>
     <w:p>
       <w:pPr>
@@ -2988,7 +2956,6 @@
         <w:t xml:space="preserve"> </w:t>
       </w:r>
       <w:proofErr w:type="spellStart"/>
-      <w:proofErr w:type="gramStart"/>
       <w:r>
         <w:rPr>
           <w:rFonts w:ascii="Consolas" w:eastAsia="Times New Roman" w:hAnsi="Consolas" w:cs="Times New Roman"/>
@@ -3022,29 +2989,16 @@
         <w:t>nextInt</w:t>
       </w:r>
       <w:proofErr w:type="spellEnd"/>
-      <w:proofErr w:type="gramEnd"/>
-      <w:r>
-        <w:rPr>
-          <w:rFonts w:ascii="Consolas" w:eastAsia="Times New Roman" w:hAnsi="Consolas" w:cs="Times New Roman"/>
-          <w:color w:val="9399B2"/>
-          <w:sz w:val="21"/>
-          <w:szCs w:val="21"/>
-          <w:lang w:val="en-ID" w:eastAsia="ja-JP"/>
-        </w:rPr>
-        <w:t>(</w:t>
-      </w:r>
-      <w:proofErr w:type="gramStart"/>
-      <w:r>
-        <w:rPr>
-          <w:rFonts w:ascii="Consolas" w:eastAsia="Times New Roman" w:hAnsi="Consolas" w:cs="Times New Roman"/>
-          <w:color w:val="9399B2"/>
-          <w:sz w:val="21"/>
-          <w:szCs w:val="21"/>
-          <w:lang w:val="en-ID" w:eastAsia="ja-JP"/>
-        </w:rPr>
-        <w:t>);</w:t>
-      </w:r>
-      <w:proofErr w:type="gramEnd"/>
+      <w:r>
+        <w:rPr>
+          <w:rFonts w:ascii="Consolas" w:eastAsia="Times New Roman" w:hAnsi="Consolas" w:cs="Times New Roman"/>
+          <w:color w:val="9399B2"/>
+          <w:sz w:val="21"/>
+          <w:szCs w:val="21"/>
+          <w:lang w:val="en-ID" w:eastAsia="ja-JP"/>
+        </w:rPr>
+        <w:t>();</w:t>
+      </w:r>
     </w:p>
     <w:p>
       <w:pPr>
@@ -3139,20 +3093,8 @@
           <w:szCs w:val="21"/>
           <w:lang w:val="en-ID" w:eastAsia="ja-JP"/>
         </w:rPr>
-        <w:t>(</w:t>
-      </w:r>
-      <w:proofErr w:type="gramStart"/>
-      <w:r>
-        <w:rPr>
-          <w:rFonts w:ascii="Consolas" w:eastAsia="Times New Roman" w:hAnsi="Consolas" w:cs="Times New Roman"/>
-          <w:color w:val="9399B2"/>
-          <w:sz w:val="21"/>
-          <w:szCs w:val="21"/>
-          <w:lang w:val="en-ID" w:eastAsia="ja-JP"/>
-        </w:rPr>
-        <w:t>);</w:t>
-      </w:r>
-      <w:proofErr w:type="gramEnd"/>
+        <w:t>();</w:t>
+      </w:r>
     </w:p>
     <w:p>
       <w:pPr>
@@ -3184,7 +3126,6 @@
         <w:t xml:space="preserve">        </w:t>
       </w:r>
       <w:proofErr w:type="spellStart"/>
-      <w:proofErr w:type="gramStart"/>
       <w:r>
         <w:rPr>
           <w:rFonts w:ascii="Consolas" w:eastAsia="Times New Roman" w:hAnsi="Consolas" w:cs="Times New Roman"/>
@@ -3218,29 +3159,16 @@
         <w:t>close</w:t>
       </w:r>
       <w:proofErr w:type="spellEnd"/>
-      <w:proofErr w:type="gramEnd"/>
-      <w:r>
-        <w:rPr>
-          <w:rFonts w:ascii="Consolas" w:eastAsia="Times New Roman" w:hAnsi="Consolas" w:cs="Times New Roman"/>
-          <w:color w:val="9399B2"/>
-          <w:sz w:val="21"/>
-          <w:szCs w:val="21"/>
-          <w:lang w:val="en-ID" w:eastAsia="ja-JP"/>
-        </w:rPr>
-        <w:t>(</w:t>
-      </w:r>
-      <w:proofErr w:type="gramStart"/>
-      <w:r>
-        <w:rPr>
-          <w:rFonts w:ascii="Consolas" w:eastAsia="Times New Roman" w:hAnsi="Consolas" w:cs="Times New Roman"/>
-          <w:color w:val="9399B2"/>
-          <w:sz w:val="21"/>
-          <w:szCs w:val="21"/>
-          <w:lang w:val="en-ID" w:eastAsia="ja-JP"/>
-        </w:rPr>
-        <w:t>);</w:t>
-      </w:r>
-      <w:proofErr w:type="gramEnd"/>
+      <w:r>
+        <w:rPr>
+          <w:rFonts w:ascii="Consolas" w:eastAsia="Times New Roman" w:hAnsi="Consolas" w:cs="Times New Roman"/>
+          <w:color w:val="9399B2"/>
+          <w:sz w:val="21"/>
+          <w:szCs w:val="21"/>
+          <w:lang w:val="en-ID" w:eastAsia="ja-JP"/>
+        </w:rPr>
+        <w:t>();</w:t>
+      </w:r>
     </w:p>
     <w:p>
       <w:pPr>
@@ -3617,7 +3545,6 @@
         </w:rPr>
         <w:t xml:space="preserve"> 0."</w:t>
       </w:r>
-      <w:proofErr w:type="gramStart"/>
       <w:r>
         <w:rPr>
           <w:rFonts w:ascii="Consolas" w:eastAsia="Times New Roman" w:hAnsi="Consolas" w:cs="Times New Roman"/>
@@ -3628,7 +3555,6 @@
         </w:rPr>
         <w:t>);</w:t>
       </w:r>
-      <w:proofErr w:type="gramEnd"/>
     </w:p>
     <w:p>
       <w:pPr>
@@ -3837,7 +3763,6 @@
         </w:rPr>
         <w:t xml:space="preserve"> Fibonacci:"</w:t>
       </w:r>
-      <w:proofErr w:type="gramStart"/>
       <w:r>
         <w:rPr>
           <w:rFonts w:ascii="Consolas" w:eastAsia="Times New Roman" w:hAnsi="Consolas" w:cs="Times New Roman"/>
@@ -3848,7 +3773,6 @@
         </w:rPr>
         <w:t>);</w:t>
       </w:r>
-      <w:proofErr w:type="gramEnd"/>
     </w:p>
     <w:p>
       <w:pPr>
@@ -4221,7 +4145,6 @@
         </w:rPr>
         <w:t>a</w:t>
       </w:r>
-      <w:proofErr w:type="gramStart"/>
       <w:r>
         <w:rPr>
           <w:rFonts w:ascii="Consolas" w:eastAsia="Times New Roman" w:hAnsi="Consolas" w:cs="Times New Roman"/>
@@ -4232,7 +4155,6 @@
         </w:rPr>
         <w:t>);</w:t>
       </w:r>
-      <w:proofErr w:type="gramEnd"/>
     </w:p>
     <w:p>
       <w:pPr>
@@ -4339,7 +4261,6 @@
         </w:rPr>
         <w:t>" "</w:t>
       </w:r>
-      <w:proofErr w:type="gramStart"/>
       <w:r>
         <w:rPr>
           <w:rFonts w:ascii="Consolas" w:eastAsia="Times New Roman" w:hAnsi="Consolas" w:cs="Times New Roman"/>
@@ -4350,7 +4271,6 @@
         </w:rPr>
         <w:t>);</w:t>
       </w:r>
-      <w:proofErr w:type="gramEnd"/>
     </w:p>
     <w:p>
       <w:pPr>
@@ -4399,18 +4319,7 @@
           <w:szCs w:val="21"/>
           <w:lang w:val="en-ID" w:eastAsia="ja-JP"/>
         </w:rPr>
-        <w:t xml:space="preserve"> </w:t>
-      </w:r>
-      <w:proofErr w:type="gramStart"/>
-      <w:r>
-        <w:rPr>
-          <w:rFonts w:ascii="Consolas" w:eastAsia="Times New Roman" w:hAnsi="Consolas" w:cs="Times New Roman"/>
-          <w:color w:val="CDD6F4"/>
-          <w:sz w:val="21"/>
-          <w:szCs w:val="21"/>
-          <w:lang w:val="en-ID" w:eastAsia="ja-JP"/>
-        </w:rPr>
-        <w:t>a</w:t>
+        <w:t xml:space="preserve"> a</w:t>
       </w:r>
       <w:r>
         <w:rPr>
@@ -4422,7 +4331,6 @@
         </w:rPr>
         <w:t>;</w:t>
       </w:r>
-      <w:proofErr w:type="gramEnd"/>
     </w:p>
     <w:p>
       <w:pPr>
@@ -4591,18 +4499,7 @@
           <w:szCs w:val="21"/>
           <w:lang w:val="en-ID" w:eastAsia="ja-JP"/>
         </w:rPr>
-        <w:t xml:space="preserve"> </w:t>
-      </w:r>
-      <w:proofErr w:type="gramStart"/>
-      <w:r>
-        <w:rPr>
-          <w:rFonts w:ascii="Consolas" w:eastAsia="Times New Roman" w:hAnsi="Consolas" w:cs="Times New Roman"/>
-          <w:color w:val="CDD6F4"/>
-          <w:sz w:val="21"/>
-          <w:szCs w:val="21"/>
-          <w:lang w:val="en-ID" w:eastAsia="ja-JP"/>
-        </w:rPr>
-        <w:t>a</w:t>
+        <w:t xml:space="preserve"> a</w:t>
       </w:r>
       <w:r>
         <w:rPr>
@@ -4614,7 +4511,6 @@
         </w:rPr>
         <w:t>;</w:t>
       </w:r>
-      <w:proofErr w:type="gramEnd"/>
     </w:p>
     <w:p>
       <w:pPr>
@@ -4823,18 +4719,7 @@
           <w:szCs w:val="21"/>
           <w:lang w:val="en-ID" w:eastAsia="ja-JP"/>
         </w:rPr>
-        <w:t xml:space="preserve"> </w:t>
-      </w:r>
-      <w:proofErr w:type="gramStart"/>
-      <w:r>
-        <w:rPr>
-          <w:rFonts w:ascii="Consolas" w:eastAsia="Times New Roman" w:hAnsi="Consolas" w:cs="Times New Roman"/>
-          <w:color w:val="CDD6F4"/>
-          <w:sz w:val="21"/>
-          <w:szCs w:val="21"/>
-          <w:lang w:val="en-ID" w:eastAsia="ja-JP"/>
-        </w:rPr>
-        <w:t>a</w:t>
+        <w:t xml:space="preserve"> a</w:t>
       </w:r>
       <w:r>
         <w:rPr>
@@ -4846,7 +4731,6 @@
         </w:rPr>
         <w:t>;</w:t>
       </w:r>
-      <w:proofErr w:type="gramEnd"/>
     </w:p>
     <w:p>
       <w:pPr>
@@ -4977,7 +4861,6 @@
         </w:rPr>
         <w:t xml:space="preserve"> </w:t>
       </w:r>
-      <w:proofErr w:type="gramStart"/>
       <w:r>
         <w:rPr>
           <w:rFonts w:ascii="Consolas" w:eastAsia="Times New Roman" w:hAnsi="Consolas" w:cs="Times New Roman"/>
@@ -5006,18 +4889,7 @@
           <w:szCs w:val="21"/>
           <w:lang w:val="en-ID" w:eastAsia="ja-JP"/>
         </w:rPr>
-        <w:t>!</w:t>
-      </w:r>
-      <w:proofErr w:type="gramEnd"/>
-      <w:r>
-        <w:rPr>
-          <w:rFonts w:ascii="Consolas" w:eastAsia="Times New Roman" w:hAnsi="Consolas" w:cs="Times New Roman"/>
-          <w:color w:val="94E2D5"/>
-          <w:sz w:val="21"/>
-          <w:szCs w:val="21"/>
-          <w:lang w:val="en-ID" w:eastAsia="ja-JP"/>
-        </w:rPr>
-        <w:t>=</w:t>
+        <w:t>!=</w:t>
       </w:r>
       <w:r>
         <w:rPr>
@@ -5119,7 +4991,6 @@
         </w:rPr>
         <w:t xml:space="preserve"> </w:t>
       </w:r>
-      <w:proofErr w:type="gramStart"/>
       <w:r>
         <w:rPr>
           <w:rFonts w:ascii="Consolas" w:eastAsia="Times New Roman" w:hAnsi="Consolas" w:cs="Times New Roman"/>
@@ -5140,7 +5011,6 @@
         </w:rPr>
         <w:t>;</w:t>
       </w:r>
-      <w:proofErr w:type="gramEnd"/>
     </w:p>
     <w:p>
       <w:pPr>
@@ -5271,7 +5141,6 @@
         </w:rPr>
         <w:t xml:space="preserve"> </w:t>
       </w:r>
-      <w:proofErr w:type="gramStart"/>
       <w:r>
         <w:rPr>
           <w:rFonts w:ascii="Consolas" w:eastAsia="Times New Roman" w:hAnsi="Consolas" w:cs="Times New Roman"/>
@@ -5292,7 +5161,6 @@
         </w:rPr>
         <w:t>;</w:t>
       </w:r>
-      <w:proofErr w:type="gramEnd"/>
     </w:p>
     <w:p>
       <w:pPr>
@@ -5401,18 +5269,7 @@
           <w:szCs w:val="21"/>
           <w:lang w:val="en-ID" w:eastAsia="ja-JP"/>
         </w:rPr>
-        <w:t xml:space="preserve"> </w:t>
-      </w:r>
-      <w:proofErr w:type="gramStart"/>
-      <w:r>
-        <w:rPr>
-          <w:rFonts w:ascii="Consolas" w:eastAsia="Times New Roman" w:hAnsi="Consolas" w:cs="Times New Roman"/>
-          <w:color w:val="CDD6F4"/>
-          <w:sz w:val="21"/>
-          <w:szCs w:val="21"/>
-          <w:lang w:val="en-ID" w:eastAsia="ja-JP"/>
-        </w:rPr>
-        <w:t>b</w:t>
+        <w:t xml:space="preserve"> b</w:t>
       </w:r>
       <w:r>
         <w:rPr>
@@ -5424,7 +5281,6 @@
         </w:rPr>
         <w:t>;</w:t>
       </w:r>
-      <w:proofErr w:type="gramEnd"/>
     </w:p>
     <w:p>
       <w:pPr>
@@ -5473,18 +5329,7 @@
           <w:szCs w:val="21"/>
           <w:lang w:val="en-ID" w:eastAsia="ja-JP"/>
         </w:rPr>
-        <w:t xml:space="preserve"> </w:t>
-      </w:r>
-      <w:proofErr w:type="gramStart"/>
-      <w:r>
-        <w:rPr>
-          <w:rFonts w:ascii="Consolas" w:eastAsia="Times New Roman" w:hAnsi="Consolas" w:cs="Times New Roman"/>
-          <w:color w:val="CDD6F4"/>
-          <w:sz w:val="21"/>
-          <w:szCs w:val="21"/>
-          <w:lang w:val="en-ID" w:eastAsia="ja-JP"/>
-        </w:rPr>
-        <w:t>b</w:t>
+        <w:t xml:space="preserve"> b</w:t>
       </w:r>
       <w:r>
         <w:rPr>
@@ -5496,7 +5341,6 @@
         </w:rPr>
         <w:t>;</w:t>
       </w:r>
-      <w:proofErr w:type="gramEnd"/>
     </w:p>
     <w:p>
       <w:pPr>
@@ -5545,18 +5389,7 @@
           <w:szCs w:val="21"/>
           <w:lang w:val="en-ID" w:eastAsia="ja-JP"/>
         </w:rPr>
-        <w:t xml:space="preserve"> </w:t>
-      </w:r>
-      <w:proofErr w:type="gramStart"/>
-      <w:r>
-        <w:rPr>
-          <w:rFonts w:ascii="Consolas" w:eastAsia="Times New Roman" w:hAnsi="Consolas" w:cs="Times New Roman"/>
-          <w:color w:val="CDD6F4"/>
-          <w:sz w:val="21"/>
-          <w:szCs w:val="21"/>
-          <w:lang w:val="en-ID" w:eastAsia="ja-JP"/>
-        </w:rPr>
-        <w:t>temp</w:t>
+        <w:t xml:space="preserve"> temp</w:t>
       </w:r>
       <w:r>
         <w:rPr>
@@ -5568,7 +5401,6 @@
         </w:rPr>
         <w:t>;</w:t>
       </w:r>
-      <w:proofErr w:type="gramEnd"/>
     </w:p>
     <w:p>
       <w:pPr>
@@ -5759,18 +5591,7 @@
           <w:szCs w:val="21"/>
           <w:lang w:val="en-ID" w:eastAsia="ja-JP"/>
         </w:rPr>
-        <w:t xml:space="preserve"> </w:t>
-      </w:r>
-      <w:proofErr w:type="gramStart"/>
-      <w:r>
-        <w:rPr>
-          <w:rFonts w:ascii="Consolas" w:eastAsia="Times New Roman" w:hAnsi="Consolas" w:cs="Times New Roman"/>
-          <w:color w:val="CDD6F4"/>
-          <w:sz w:val="21"/>
-          <w:szCs w:val="21"/>
-          <w:lang w:val="en-ID" w:eastAsia="ja-JP"/>
-        </w:rPr>
-        <w:t>input</w:t>
+        <w:t xml:space="preserve"> input</w:t>
       </w:r>
       <w:r>
         <w:rPr>
@@ -5782,7 +5603,6 @@
         </w:rPr>
         <w:t>;</w:t>
       </w:r>
-      <w:proofErr w:type="gramEnd"/>
     </w:p>
     <w:p>
       <w:pPr>
@@ -5971,7 +5791,6 @@
         </w:rPr>
         <w:t xml:space="preserve"> total</w:t>
       </w:r>
-      <w:proofErr w:type="gramStart"/>
       <w:r>
         <w:rPr>
           <w:rFonts w:ascii="Consolas" w:eastAsia="Times New Roman" w:hAnsi="Consolas" w:cs="Times New Roman"/>
@@ -5982,7 +5801,6 @@
         </w:rPr>
         <w:t>);</w:t>
       </w:r>
-      <w:proofErr w:type="gramEnd"/>
     </w:p>
     <w:p>
       <w:pPr>
@@ -6151,7 +5969,6 @@
         <w:t>rerata</w:t>
       </w:r>
       <w:proofErr w:type="spellEnd"/>
-      <w:proofErr w:type="gramStart"/>
       <w:r>
         <w:rPr>
           <w:rFonts w:ascii="Consolas" w:eastAsia="Times New Roman" w:hAnsi="Consolas" w:cs="Times New Roman"/>
@@ -6162,7 +5979,6 @@
         </w:rPr>
         <w:t>);</w:t>
       </w:r>
-      <w:proofErr w:type="gramEnd"/>
     </w:p>
     <w:p>
       <w:pPr>
@@ -6331,7 +6147,6 @@
         </w:rPr>
         <w:t xml:space="preserve"> max</w:t>
       </w:r>
-      <w:proofErr w:type="gramStart"/>
       <w:r>
         <w:rPr>
           <w:rFonts w:ascii="Consolas" w:eastAsia="Times New Roman" w:hAnsi="Consolas" w:cs="Times New Roman"/>
@@ -6342,7 +6157,6 @@
         </w:rPr>
         <w:t>);</w:t>
       </w:r>
-      <w:proofErr w:type="gramEnd"/>
     </w:p>
     <w:p>
       <w:pPr>
@@ -6511,7 +6325,6 @@
         </w:rPr>
         <w:t xml:space="preserve"> min</w:t>
       </w:r>
-      <w:proofErr w:type="gramStart"/>
       <w:r>
         <w:rPr>
           <w:rFonts w:ascii="Consolas" w:eastAsia="Times New Roman" w:hAnsi="Consolas" w:cs="Times New Roman"/>
@@ -6522,7 +6335,6 @@
         </w:rPr>
         <w:t>);</w:t>
       </w:r>
-      <w:proofErr w:type="gramEnd"/>
     </w:p>
     <w:p>
       <w:pPr>
@@ -6713,7 +6525,6 @@
         </w:rPr>
         <w:t xml:space="preserve"> even</w:t>
       </w:r>
-      <w:proofErr w:type="gramStart"/>
       <w:r>
         <w:rPr>
           <w:rFonts w:ascii="Consolas" w:eastAsia="Times New Roman" w:hAnsi="Consolas" w:cs="Times New Roman"/>
@@ -6724,7 +6535,6 @@
         </w:rPr>
         <w:t>);</w:t>
       </w:r>
-      <w:proofErr w:type="gramEnd"/>
     </w:p>
     <w:p>
       <w:pPr>
@@ -6915,7 +6725,6 @@
         </w:rPr>
         <w:t xml:space="preserve"> odd</w:t>
       </w:r>
-      <w:proofErr w:type="gramStart"/>
       <w:r>
         <w:rPr>
           <w:rFonts w:ascii="Consolas" w:eastAsia="Times New Roman" w:hAnsi="Consolas" w:cs="Times New Roman"/>
@@ -6926,7 +6735,6 @@
         </w:rPr>
         <w:t>);</w:t>
       </w:r>
-      <w:proofErr w:type="gramEnd"/>
     </w:p>
     <w:p>
       <w:pPr>
@@ -7041,6 +6849,1386 @@
     <w:p>
       <w:pPr>
         <w:pStyle w:val="ListParagraph"/>
+        <w:ind w:firstLine="0"/>
+        <w:rPr>
+          <w:rFonts w:ascii="Verdana" w:hAnsi="Verdana"/>
+          <w:b/>
+          <w:bCs/>
+          <w:sz w:val="22"/>
+          <w:szCs w:val="20"/>
+          <w:lang w:val="id-ID"/>
+        </w:rPr>
+      </w:pPr>
+      <w:r>
+        <w:rPr>
+          <w:rFonts w:ascii="Verdana" w:hAnsi="Verdana"/>
+          <w:b/>
+          <w:bCs/>
+          <w:sz w:val="22"/>
+          <w:szCs w:val="20"/>
+          <w:lang w:val="id-ID"/>
+        </w:rPr>
+        <w:lastRenderedPageBreak/>
+        <w:t>Penjelasan:</w:t>
+      </w:r>
+    </w:p>
+    <w:p>
+      <w:pPr>
+        <w:pStyle w:val="ListParagraph"/>
+        <w:ind w:firstLine="0"/>
+        <w:rPr>
+          <w:rFonts w:ascii="Verdana" w:hAnsi="Verdana"/>
+          <w:sz w:val="22"/>
+          <w:szCs w:val="20"/>
+          <w:lang w:val="id-ID"/>
+        </w:rPr>
+      </w:pPr>
+      <w:r>
+        <w:rPr>
+          <w:rFonts w:ascii="Verdana" w:hAnsi="Verdana"/>
+          <w:sz w:val="22"/>
+          <w:szCs w:val="20"/>
+          <w:lang w:val="id-ID"/>
+        </w:rPr>
+        <w:t>Program ini merupakan program untuk mencetak deret fibonacci sepanjang input yang diberikan oleh user. Selain mencetak fibonacci, program dapat menentukan: Rata-rata, Nilai Tebesar (max), Nilai Terkecil (min), Jumlah Genap (even), Jumlah Ganjil (</w:t>
+      </w:r>
+      <w:r>
+        <w:rPr>
+          <w:rFonts w:ascii="Verdana" w:hAnsi="Verdana"/>
+          <w:sz w:val="22"/>
+          <w:szCs w:val="20"/>
+          <w:lang w:val="id-ID"/>
+        </w:rPr>
+        <w:t>o</w:t>
+      </w:r>
+      <w:r>
+        <w:rPr>
+          <w:rFonts w:ascii="Verdana" w:hAnsi="Verdana"/>
+          <w:sz w:val="22"/>
+          <w:szCs w:val="20"/>
+          <w:lang w:val="id-ID"/>
+        </w:rPr>
+        <w:t xml:space="preserve">dd), dan </w:t>
+      </w:r>
+      <w:r>
+        <w:rPr>
+          <w:rFonts w:ascii="Verdana" w:hAnsi="Verdana"/>
+          <w:sz w:val="22"/>
+          <w:szCs w:val="20"/>
+          <w:lang w:val="id-ID"/>
+        </w:rPr>
+        <w:t>t</w:t>
+      </w:r>
+      <w:r>
+        <w:rPr>
+          <w:rFonts w:ascii="Verdana" w:hAnsi="Verdana"/>
+          <w:sz w:val="22"/>
+          <w:szCs w:val="20"/>
+          <w:lang w:val="id-ID"/>
+        </w:rPr>
+        <w:t>otal dari deret fibonacci yang telah dicetak. Kemudian terdapat ketentuan untuk input handling yang jika user input 0, maka cetak status invalid dan program berhenti. Untuk penjelasan rinci terkait program adalah sebagai berikut:</w:t>
+      </w:r>
+    </w:p>
+    <w:p>
+      <w:pPr>
+        <w:pStyle w:val="ListParagraph"/>
+        <w:numPr>
+          <w:ilvl w:val="0"/>
+          <w:numId w:val="10"/>
+        </w:numPr>
+        <w:rPr>
+          <w:rFonts w:ascii="Verdana" w:hAnsi="Verdana"/>
+          <w:sz w:val="22"/>
+          <w:szCs w:val="20"/>
+          <w:lang w:val="id-ID"/>
+        </w:rPr>
+      </w:pPr>
+      <w:r>
+        <w:rPr>
+          <w:rFonts w:ascii="Verdana" w:hAnsi="Verdana"/>
+          <w:sz w:val="22"/>
+          <w:szCs w:val="20"/>
+          <w:lang w:val="id-ID"/>
+        </w:rPr>
+        <w:t>Inisialisasi Variabel</w:t>
+      </w:r>
+      <w:r>
+        <w:rPr>
+          <w:rFonts w:ascii="Verdana" w:hAnsi="Verdana"/>
+          <w:sz w:val="22"/>
+          <w:szCs w:val="20"/>
+          <w:lang w:val="id-ID"/>
+        </w:rPr>
+        <w:t xml:space="preserve"> dan Objek</w:t>
+      </w:r>
+    </w:p>
+    <w:p>
+      <w:pPr>
+        <w:pStyle w:val="ListParagraph"/>
+        <w:ind w:left="1080" w:firstLine="360"/>
+        <w:rPr>
+          <w:rFonts w:ascii="Verdana" w:hAnsi="Verdana"/>
+          <w:sz w:val="22"/>
+          <w:szCs w:val="20"/>
+          <w:lang w:val="id-ID"/>
+        </w:rPr>
+      </w:pPr>
+      <w:r>
+        <w:rPr>
+          <w:rFonts w:ascii="Verdana" w:hAnsi="Verdana"/>
+          <w:sz w:val="22"/>
+          <w:szCs w:val="20"/>
+          <w:lang w:val="id-ID"/>
+        </w:rPr>
+        <w:t xml:space="preserve">Terdapat beberapa variabel yang akan digunakan, </w:t>
+      </w:r>
+      <w:r>
+        <w:rPr>
+          <w:rFonts w:ascii="Verdana" w:hAnsi="Verdana"/>
+          <w:sz w:val="22"/>
+          <w:szCs w:val="20"/>
+          <w:lang w:val="id-ID"/>
+        </w:rPr>
+        <w:t xml:space="preserve">dengan variabel utama </w:t>
+      </w:r>
+      <w:r>
+        <w:rPr>
+          <w:rFonts w:ascii="Verdana" w:hAnsi="Verdana"/>
+          <w:b/>
+          <w:bCs/>
+          <w:sz w:val="22"/>
+          <w:szCs w:val="20"/>
+          <w:lang w:val="id-ID"/>
+        </w:rPr>
+        <w:t>a</w:t>
+      </w:r>
+      <w:r>
+        <w:rPr>
+          <w:rFonts w:ascii="Verdana" w:hAnsi="Verdana"/>
+          <w:sz w:val="22"/>
+          <w:szCs w:val="20"/>
+          <w:lang w:val="id-ID"/>
+        </w:rPr>
+        <w:t xml:space="preserve">, </w:t>
+      </w:r>
+      <w:r>
+        <w:rPr>
+          <w:rFonts w:ascii="Verdana" w:hAnsi="Verdana"/>
+          <w:b/>
+          <w:bCs/>
+          <w:sz w:val="22"/>
+          <w:szCs w:val="20"/>
+          <w:lang w:val="id-ID"/>
+        </w:rPr>
+        <w:t>b</w:t>
+      </w:r>
+      <w:r>
+        <w:rPr>
+          <w:rFonts w:ascii="Verdana" w:hAnsi="Verdana"/>
+          <w:sz w:val="22"/>
+          <w:szCs w:val="20"/>
+          <w:lang w:val="id-ID"/>
+        </w:rPr>
+        <w:t xml:space="preserve">, dan </w:t>
+      </w:r>
+      <w:r>
+        <w:rPr>
+          <w:rFonts w:ascii="Verdana" w:hAnsi="Verdana"/>
+          <w:b/>
+          <w:bCs/>
+          <w:sz w:val="22"/>
+          <w:szCs w:val="20"/>
+          <w:lang w:val="id-ID"/>
+        </w:rPr>
+        <w:t>temp</w:t>
+      </w:r>
+      <w:r>
+        <w:rPr>
+          <w:rFonts w:ascii="Verdana" w:hAnsi="Verdana"/>
+          <w:sz w:val="22"/>
+          <w:szCs w:val="20"/>
+          <w:lang w:val="id-ID"/>
+        </w:rPr>
+        <w:t xml:space="preserve"> berupa </w:t>
+      </w:r>
+      <w:r>
+        <w:rPr>
+          <w:rFonts w:ascii="Verdana" w:hAnsi="Verdana"/>
+          <w:i/>
+          <w:iCs/>
+          <w:sz w:val="22"/>
+          <w:szCs w:val="20"/>
+          <w:lang w:val="id-ID"/>
+        </w:rPr>
+        <w:t>Integer</w:t>
+      </w:r>
+      <w:r>
+        <w:rPr>
+          <w:rFonts w:ascii="Verdana" w:hAnsi="Verdana"/>
+          <w:sz w:val="22"/>
+          <w:szCs w:val="20"/>
+          <w:lang w:val="id-ID"/>
+        </w:rPr>
+        <w:t xml:space="preserve">. Kemudian terdapat variabel </w:t>
+      </w:r>
+      <w:r>
+        <w:rPr>
+          <w:rFonts w:ascii="Verdana" w:hAnsi="Verdana"/>
+          <w:b/>
+          <w:bCs/>
+          <w:sz w:val="22"/>
+          <w:szCs w:val="20"/>
+          <w:lang w:val="id-ID"/>
+        </w:rPr>
+        <w:t>total</w:t>
+      </w:r>
+      <w:r>
+        <w:rPr>
+          <w:rFonts w:ascii="Verdana" w:hAnsi="Verdana"/>
+          <w:sz w:val="22"/>
+          <w:szCs w:val="20"/>
+          <w:lang w:val="id-ID"/>
+        </w:rPr>
+        <w:t xml:space="preserve">, </w:t>
+      </w:r>
+      <w:r>
+        <w:rPr>
+          <w:rFonts w:ascii="Verdana" w:hAnsi="Verdana"/>
+          <w:b/>
+          <w:bCs/>
+          <w:sz w:val="22"/>
+          <w:szCs w:val="20"/>
+          <w:lang w:val="id-ID"/>
+        </w:rPr>
+        <w:t>max</w:t>
+      </w:r>
+      <w:r>
+        <w:rPr>
+          <w:rFonts w:ascii="Verdana" w:hAnsi="Verdana"/>
+          <w:sz w:val="22"/>
+          <w:szCs w:val="20"/>
+          <w:lang w:val="id-ID"/>
+        </w:rPr>
+        <w:t xml:space="preserve">, </w:t>
+      </w:r>
+      <w:r>
+        <w:rPr>
+          <w:rFonts w:ascii="Verdana" w:hAnsi="Verdana"/>
+          <w:b/>
+          <w:bCs/>
+          <w:sz w:val="22"/>
+          <w:szCs w:val="20"/>
+          <w:lang w:val="id-ID"/>
+        </w:rPr>
+        <w:t>min</w:t>
+      </w:r>
+      <w:r>
+        <w:rPr>
+          <w:rFonts w:ascii="Verdana" w:hAnsi="Verdana"/>
+          <w:sz w:val="22"/>
+          <w:szCs w:val="20"/>
+          <w:lang w:val="id-ID"/>
+        </w:rPr>
+        <w:t xml:space="preserve">, </w:t>
+      </w:r>
+      <w:r>
+        <w:rPr>
+          <w:rFonts w:ascii="Verdana" w:hAnsi="Verdana"/>
+          <w:b/>
+          <w:bCs/>
+          <w:sz w:val="22"/>
+          <w:szCs w:val="20"/>
+          <w:lang w:val="id-ID"/>
+        </w:rPr>
+        <w:t>odd</w:t>
+      </w:r>
+      <w:r>
+        <w:rPr>
+          <w:rFonts w:ascii="Verdana" w:hAnsi="Verdana"/>
+          <w:sz w:val="22"/>
+          <w:szCs w:val="20"/>
+          <w:lang w:val="id-ID"/>
+        </w:rPr>
+        <w:t xml:space="preserve">, </w:t>
+      </w:r>
+      <w:r>
+        <w:rPr>
+          <w:rFonts w:ascii="Verdana" w:hAnsi="Verdana"/>
+          <w:b/>
+          <w:bCs/>
+          <w:sz w:val="22"/>
+          <w:szCs w:val="20"/>
+          <w:lang w:val="id-ID"/>
+        </w:rPr>
+        <w:t>even</w:t>
+      </w:r>
+      <w:r>
+        <w:rPr>
+          <w:rFonts w:ascii="Verdana" w:hAnsi="Verdana"/>
+          <w:sz w:val="22"/>
+          <w:szCs w:val="20"/>
+          <w:lang w:val="id-ID"/>
+        </w:rPr>
+        <w:t xml:space="preserve"> berupa </w:t>
+      </w:r>
+      <w:r>
+        <w:rPr>
+          <w:rFonts w:ascii="Verdana" w:hAnsi="Verdana"/>
+          <w:i/>
+          <w:iCs/>
+          <w:sz w:val="22"/>
+          <w:szCs w:val="20"/>
+          <w:lang w:val="id-ID"/>
+        </w:rPr>
+        <w:t>integer</w:t>
+      </w:r>
+      <w:r>
+        <w:rPr>
+          <w:rFonts w:ascii="Verdana" w:hAnsi="Verdana"/>
+          <w:b/>
+          <w:bCs/>
+          <w:i/>
+          <w:iCs/>
+          <w:sz w:val="22"/>
+          <w:szCs w:val="20"/>
+          <w:lang w:val="id-ID"/>
+        </w:rPr>
+        <w:t xml:space="preserve"> </w:t>
+      </w:r>
+      <w:r>
+        <w:rPr>
+          <w:rFonts w:ascii="Verdana" w:hAnsi="Verdana"/>
+          <w:sz w:val="22"/>
+          <w:szCs w:val="20"/>
+          <w:lang w:val="id-ID"/>
+        </w:rPr>
+        <w:t xml:space="preserve">dan </w:t>
+      </w:r>
+      <w:r>
+        <w:rPr>
+          <w:rFonts w:ascii="Verdana" w:hAnsi="Verdana"/>
+          <w:b/>
+          <w:bCs/>
+          <w:sz w:val="22"/>
+          <w:szCs w:val="20"/>
+          <w:lang w:val="id-ID"/>
+        </w:rPr>
+        <w:t>rerata</w:t>
+      </w:r>
+      <w:r>
+        <w:rPr>
+          <w:rFonts w:ascii="Verdana" w:hAnsi="Verdana"/>
+          <w:sz w:val="22"/>
+          <w:szCs w:val="20"/>
+          <w:lang w:val="id-ID"/>
+        </w:rPr>
+        <w:t xml:space="preserve"> berupa </w:t>
+      </w:r>
+      <w:r>
+        <w:rPr>
+          <w:rFonts w:ascii="Verdana" w:hAnsi="Verdana"/>
+          <w:i/>
+          <w:iCs/>
+          <w:sz w:val="22"/>
+          <w:szCs w:val="20"/>
+          <w:lang w:val="id-ID"/>
+        </w:rPr>
+        <w:t>double</w:t>
+      </w:r>
+      <w:r>
+        <w:rPr>
+          <w:rFonts w:ascii="Verdana" w:hAnsi="Verdana"/>
+          <w:sz w:val="22"/>
+          <w:szCs w:val="20"/>
+          <w:lang w:val="id-ID"/>
+        </w:rPr>
+        <w:t xml:space="preserve">. Membuat objek </w:t>
+      </w:r>
+      <w:r>
+        <w:rPr>
+          <w:rFonts w:ascii="Verdana" w:hAnsi="Verdana"/>
+          <w:b/>
+          <w:bCs/>
+          <w:sz w:val="22"/>
+          <w:szCs w:val="20"/>
+          <w:lang w:val="id-ID"/>
+        </w:rPr>
+        <w:t>reader</w:t>
+      </w:r>
+      <w:r>
+        <w:rPr>
+          <w:rFonts w:ascii="Verdana" w:hAnsi="Verdana"/>
+          <w:sz w:val="22"/>
+          <w:szCs w:val="20"/>
+          <w:lang w:val="id-ID"/>
+        </w:rPr>
+        <w:t xml:space="preserve"> dari class Scanner yang berguna untuk membaca input dari user.</w:t>
+      </w:r>
+    </w:p>
+    <w:p>
+      <w:pPr>
+        <w:pStyle w:val="ListParagraph"/>
+        <w:numPr>
+          <w:ilvl w:val="0"/>
+          <w:numId w:val="10"/>
+        </w:numPr>
+        <w:rPr>
+          <w:rFonts w:ascii="Verdana" w:hAnsi="Verdana"/>
+          <w:sz w:val="22"/>
+          <w:szCs w:val="20"/>
+          <w:lang w:val="id-ID"/>
+        </w:rPr>
+      </w:pPr>
+      <w:r>
+        <w:rPr>
+          <w:rFonts w:ascii="Verdana" w:hAnsi="Verdana"/>
+          <w:sz w:val="22"/>
+          <w:szCs w:val="20"/>
+          <w:lang w:val="id-ID"/>
+        </w:rPr>
+        <w:t>Menerima Input</w:t>
+      </w:r>
+    </w:p>
+    <w:p>
+      <w:pPr>
+        <w:pStyle w:val="ListParagraph"/>
+        <w:ind w:left="1080" w:firstLine="360"/>
+        <w:rPr>
+          <w:rFonts w:ascii="Verdana" w:hAnsi="Verdana"/>
+          <w:sz w:val="22"/>
+          <w:szCs w:val="20"/>
+          <w:lang w:val="id-ID"/>
+        </w:rPr>
+      </w:pPr>
+      <w:r>
+        <w:rPr>
+          <w:rFonts w:ascii="Verdana" w:hAnsi="Verdana"/>
+          <w:sz w:val="22"/>
+          <w:szCs w:val="20"/>
+          <w:lang w:val="id-ID"/>
+        </w:rPr>
+        <w:t xml:space="preserve">Membuat variabel </w:t>
+      </w:r>
+      <w:r>
+        <w:rPr>
+          <w:rFonts w:ascii="Verdana" w:hAnsi="Verdana"/>
+          <w:b/>
+          <w:bCs/>
+          <w:sz w:val="22"/>
+          <w:szCs w:val="20"/>
+          <w:lang w:val="id-ID"/>
+        </w:rPr>
+        <w:t>input</w:t>
+      </w:r>
+      <w:r>
+        <w:rPr>
+          <w:rFonts w:ascii="Verdana" w:hAnsi="Verdana"/>
+          <w:sz w:val="22"/>
+          <w:szCs w:val="20"/>
+          <w:lang w:val="id-ID"/>
+        </w:rPr>
+        <w:t xml:space="preserve"> berupa </w:t>
+      </w:r>
+      <w:r>
+        <w:rPr>
+          <w:rFonts w:ascii="Verdana" w:hAnsi="Verdana"/>
+          <w:i/>
+          <w:iCs/>
+          <w:sz w:val="22"/>
+          <w:szCs w:val="20"/>
+          <w:lang w:val="id-ID"/>
+        </w:rPr>
+        <w:t>integer</w:t>
+      </w:r>
+      <w:r>
+        <w:rPr>
+          <w:rFonts w:ascii="Verdana" w:hAnsi="Verdana"/>
+          <w:sz w:val="22"/>
+          <w:szCs w:val="20"/>
+          <w:lang w:val="id-ID"/>
+        </w:rPr>
+        <w:t xml:space="preserve"> dengan value </w:t>
+      </w:r>
+      <w:r>
+        <w:rPr>
+          <w:rFonts w:ascii="Verdana" w:hAnsi="Verdana"/>
+          <w:b/>
+          <w:bCs/>
+          <w:sz w:val="22"/>
+          <w:szCs w:val="20"/>
+          <w:lang w:val="id-ID"/>
+        </w:rPr>
+        <w:t>reader.nextInt()</w:t>
+      </w:r>
+      <w:r>
+        <w:rPr>
+          <w:rFonts w:ascii="Verdana" w:hAnsi="Verdana"/>
+          <w:sz w:val="22"/>
+          <w:szCs w:val="20"/>
+          <w:lang w:val="id-ID"/>
+        </w:rPr>
+        <w:t xml:space="preserve"> untuk scan input user.</w:t>
+      </w:r>
+    </w:p>
+    <w:p>
+      <w:pPr>
+        <w:pStyle w:val="ListParagraph"/>
+        <w:numPr>
+          <w:ilvl w:val="0"/>
+          <w:numId w:val="10"/>
+        </w:numPr>
+        <w:rPr>
+          <w:rFonts w:ascii="Verdana" w:hAnsi="Verdana"/>
+          <w:sz w:val="22"/>
+          <w:szCs w:val="20"/>
+          <w:lang w:val="id-ID"/>
+        </w:rPr>
+      </w:pPr>
+      <w:r>
+        <w:rPr>
+          <w:rFonts w:ascii="Verdana" w:hAnsi="Verdana"/>
+          <w:sz w:val="22"/>
+          <w:szCs w:val="20"/>
+          <w:lang w:val="id-ID"/>
+        </w:rPr>
+        <w:t>Input Handling</w:t>
+      </w:r>
+    </w:p>
+    <w:p>
+      <w:pPr>
+        <w:pStyle w:val="ListParagraph"/>
+        <w:ind w:left="1080" w:firstLine="360"/>
+        <w:rPr>
+          <w:rFonts w:ascii="Verdana" w:hAnsi="Verdana"/>
+          <w:sz w:val="22"/>
+          <w:szCs w:val="20"/>
+          <w:lang w:val="id-ID"/>
+        </w:rPr>
+      </w:pPr>
+      <w:r>
+        <w:rPr>
+          <w:rFonts w:ascii="Verdana" w:hAnsi="Verdana"/>
+          <w:sz w:val="22"/>
+          <w:szCs w:val="20"/>
+          <w:lang w:val="id-ID"/>
+        </w:rPr>
+        <w:t>Cek apakah input user sama dengan 0 atau tidak. Jika 0, maka print(“Input tidak valid...”)</w:t>
+      </w:r>
+      <w:r>
+        <w:rPr>
+          <w:rFonts w:ascii="Verdana" w:hAnsi="Verdana"/>
+          <w:sz w:val="22"/>
+          <w:szCs w:val="20"/>
+          <w:lang w:val="id-ID"/>
+        </w:rPr>
+        <w:t xml:space="preserve"> dan program berhenti. Selain 0, maka program berlanjut.</w:t>
+      </w:r>
+    </w:p>
+    <w:p>
+      <w:pPr>
+        <w:pStyle w:val="ListParagraph"/>
+        <w:numPr>
+          <w:ilvl w:val="0"/>
+          <w:numId w:val="10"/>
+        </w:numPr>
+        <w:rPr>
+          <w:rFonts w:ascii="Verdana" w:hAnsi="Verdana"/>
+          <w:sz w:val="22"/>
+          <w:szCs w:val="20"/>
+          <w:lang w:val="id-ID"/>
+        </w:rPr>
+      </w:pPr>
+      <w:r>
+        <w:rPr>
+          <w:rFonts w:ascii="Verdana" w:hAnsi="Verdana"/>
+          <w:sz w:val="22"/>
+          <w:szCs w:val="20"/>
+          <w:lang w:val="id-ID"/>
+        </w:rPr>
+        <w:t>Fibonacci</w:t>
+      </w:r>
+    </w:p>
+    <w:p>
+      <w:pPr>
+        <w:pStyle w:val="ListParagraph"/>
+        <w:ind w:left="1080" w:firstLine="0"/>
+        <w:rPr>
+          <w:rFonts w:ascii="Verdana" w:hAnsi="Verdana"/>
+          <w:sz w:val="22"/>
+          <w:szCs w:val="20"/>
+          <w:lang w:val="id-ID"/>
+        </w:rPr>
+      </w:pPr>
+      <w:r>
+        <w:rPr>
+          <w:rFonts w:ascii="Verdana" w:hAnsi="Verdana"/>
+          <w:sz w:val="22"/>
+          <w:szCs w:val="20"/>
+          <w:lang w:val="id-ID"/>
+        </w:rPr>
+        <w:t xml:space="preserve">Pada bagian inilah merupakan logic dari deret fibonacci, seperti yang sudah dijelaskan pada poin </w:t>
+      </w:r>
+      <w:r>
+        <w:rPr>
+          <w:rFonts w:ascii="Verdana" w:hAnsi="Verdana"/>
+          <w:b/>
+          <w:bCs/>
+          <w:i/>
+          <w:iCs/>
+          <w:sz w:val="22"/>
+          <w:szCs w:val="20"/>
+          <w:lang w:val="id-ID"/>
+        </w:rPr>
+        <w:t>Algoritma &amp; Penjelasan</w:t>
+      </w:r>
+      <w:r>
+        <w:rPr>
+          <w:rFonts w:ascii="Verdana" w:hAnsi="Verdana"/>
+          <w:sz w:val="22"/>
+          <w:szCs w:val="20"/>
+          <w:lang w:val="id-ID"/>
+        </w:rPr>
+        <w:t xml:space="preserve">. Terdapat pula logic untuk menentukan </w:t>
+      </w:r>
+      <w:r>
+        <w:rPr>
+          <w:rFonts w:ascii="Verdana" w:hAnsi="Verdana"/>
+          <w:b/>
+          <w:bCs/>
+          <w:sz w:val="22"/>
+          <w:szCs w:val="20"/>
+          <w:lang w:val="id-ID"/>
+        </w:rPr>
+        <w:t>total, max, min, odd, even, rerata</w:t>
+      </w:r>
+      <w:r>
+        <w:rPr>
+          <w:rFonts w:ascii="Verdana" w:hAnsi="Verdana"/>
+          <w:sz w:val="22"/>
+          <w:szCs w:val="20"/>
+          <w:lang w:val="id-ID"/>
+        </w:rPr>
+        <w:t>. Ini termasuk dalam perulangan yang sama dengan algoritma deret fibonacci kecuali untuk</w:t>
+      </w:r>
+      <w:r>
+        <w:rPr>
+          <w:rFonts w:ascii="Verdana" w:hAnsi="Verdana"/>
+          <w:b/>
+          <w:bCs/>
+          <w:sz w:val="22"/>
+          <w:szCs w:val="20"/>
+          <w:lang w:val="id-ID"/>
+        </w:rPr>
+        <w:t xml:space="preserve"> rerata</w:t>
+      </w:r>
+      <w:r>
+        <w:rPr>
+          <w:rFonts w:ascii="Verdana" w:hAnsi="Verdana"/>
+          <w:sz w:val="22"/>
+          <w:szCs w:val="20"/>
+          <w:lang w:val="id-ID"/>
+        </w:rPr>
+        <w:t xml:space="preserve"> yang dijalankan pada bagian luar perulangan.</w:t>
+      </w:r>
+    </w:p>
+    <w:p>
+      <w:pPr>
+        <w:pStyle w:val="ListParagraph"/>
+        <w:numPr>
+          <w:ilvl w:val="0"/>
+          <w:numId w:val="7"/>
+        </w:numPr>
+        <w:rPr>
+          <w:rFonts w:ascii="Verdana" w:hAnsi="Verdana"/>
+          <w:sz w:val="22"/>
+          <w:szCs w:val="20"/>
+          <w:lang w:val="id-ID"/>
+        </w:rPr>
+      </w:pPr>
+      <w:r>
+        <w:rPr>
+          <w:rFonts w:ascii="Verdana" w:hAnsi="Verdana"/>
+          <w:b/>
+          <w:bCs/>
+          <w:sz w:val="22"/>
+          <w:szCs w:val="20"/>
+          <w:lang w:val="id-ID"/>
+        </w:rPr>
+        <w:t>total</w:t>
+      </w:r>
+      <w:r>
+        <w:rPr>
+          <w:rFonts w:ascii="Verdana" w:hAnsi="Verdana"/>
+          <w:sz w:val="22"/>
+          <w:szCs w:val="20"/>
+          <w:lang w:val="id-ID"/>
+        </w:rPr>
+        <w:tab/>
+      </w:r>
+      <w:r>
+        <w:rPr>
+          <w:rFonts w:ascii="Verdana" w:hAnsi="Verdana"/>
+          <w:sz w:val="22"/>
+          <w:szCs w:val="20"/>
+          <w:lang w:val="id-ID"/>
+        </w:rPr>
+        <w:tab/>
+        <w:t xml:space="preserve">: Menambahkan </w:t>
+      </w:r>
+      <w:r>
+        <w:rPr>
+          <w:rFonts w:ascii="Verdana" w:hAnsi="Verdana"/>
+          <w:b/>
+          <w:bCs/>
+          <w:sz w:val="22"/>
+          <w:szCs w:val="20"/>
+          <w:lang w:val="id-ID"/>
+        </w:rPr>
+        <w:t>a</w:t>
+      </w:r>
+      <w:r>
+        <w:rPr>
+          <w:rFonts w:ascii="Verdana" w:hAnsi="Verdana"/>
+          <w:sz w:val="22"/>
+          <w:szCs w:val="20"/>
+          <w:lang w:val="id-ID"/>
+        </w:rPr>
+        <w:t xml:space="preserve"> ke dalam </w:t>
+      </w:r>
+      <w:r>
+        <w:rPr>
+          <w:rFonts w:ascii="Verdana" w:hAnsi="Verdana"/>
+          <w:b/>
+          <w:bCs/>
+          <w:sz w:val="22"/>
+          <w:szCs w:val="20"/>
+          <w:lang w:val="id-ID"/>
+        </w:rPr>
+        <w:t>total</w:t>
+      </w:r>
+      <w:r>
+        <w:rPr>
+          <w:rFonts w:ascii="Verdana" w:hAnsi="Verdana"/>
+          <w:sz w:val="22"/>
+          <w:szCs w:val="20"/>
+          <w:lang w:val="id-ID"/>
+        </w:rPr>
+        <w:t xml:space="preserve"> setiap perulangan.</w:t>
+      </w:r>
+    </w:p>
+    <w:p>
+      <w:pPr>
+        <w:pStyle w:val="ListParagraph"/>
+        <w:numPr>
+          <w:ilvl w:val="0"/>
+          <w:numId w:val="7"/>
+        </w:numPr>
+        <w:rPr>
+          <w:rFonts w:ascii="Verdana" w:hAnsi="Verdana"/>
+          <w:sz w:val="22"/>
+          <w:szCs w:val="20"/>
+          <w:lang w:val="id-ID"/>
+        </w:rPr>
+      </w:pPr>
+      <w:r>
+        <w:rPr>
+          <w:rFonts w:ascii="Verdana" w:hAnsi="Verdana"/>
+          <w:b/>
+          <w:bCs/>
+          <w:sz w:val="22"/>
+          <w:szCs w:val="20"/>
+          <w:lang w:val="id-ID"/>
+        </w:rPr>
+        <w:t>min</w:t>
+      </w:r>
+      <w:r>
+        <w:rPr>
+          <w:rFonts w:ascii="Verdana" w:hAnsi="Verdana"/>
+          <w:sz w:val="22"/>
+          <w:szCs w:val="20"/>
+          <w:lang w:val="id-ID"/>
+        </w:rPr>
+        <w:tab/>
+      </w:r>
+      <w:r>
+        <w:rPr>
+          <w:rFonts w:ascii="Verdana" w:hAnsi="Verdana"/>
+          <w:sz w:val="22"/>
+          <w:szCs w:val="20"/>
+          <w:lang w:val="id-ID"/>
+        </w:rPr>
+        <w:tab/>
+        <w:t xml:space="preserve">: Jika </w:t>
+      </w:r>
+      <w:r>
+        <w:rPr>
+          <w:rFonts w:ascii="Verdana" w:hAnsi="Verdana"/>
+          <w:b/>
+          <w:bCs/>
+          <w:sz w:val="22"/>
+          <w:szCs w:val="20"/>
+          <w:lang w:val="id-ID"/>
+        </w:rPr>
+        <w:t>min</w:t>
+      </w:r>
+      <w:r>
+        <w:rPr>
+          <w:rFonts w:ascii="Verdana" w:hAnsi="Verdana"/>
+          <w:sz w:val="22"/>
+          <w:szCs w:val="20"/>
+          <w:lang w:val="id-ID"/>
+        </w:rPr>
+        <w:t xml:space="preserve"> &gt; </w:t>
+      </w:r>
+      <w:r>
+        <w:rPr>
+          <w:rFonts w:ascii="Verdana" w:hAnsi="Verdana"/>
+          <w:b/>
+          <w:bCs/>
+          <w:sz w:val="22"/>
+          <w:szCs w:val="20"/>
+          <w:lang w:val="id-ID"/>
+        </w:rPr>
+        <w:t>a</w:t>
+      </w:r>
+      <w:r>
+        <w:rPr>
+          <w:rFonts w:ascii="Verdana" w:hAnsi="Verdana"/>
+          <w:sz w:val="22"/>
+          <w:szCs w:val="20"/>
+          <w:lang w:val="id-ID"/>
+        </w:rPr>
+        <w:t xml:space="preserve"> maka ubah value </w:t>
+      </w:r>
+      <w:r>
+        <w:rPr>
+          <w:rFonts w:ascii="Verdana" w:hAnsi="Verdana"/>
+          <w:b/>
+          <w:bCs/>
+          <w:sz w:val="22"/>
+          <w:szCs w:val="20"/>
+          <w:lang w:val="id-ID"/>
+        </w:rPr>
+        <w:t>min</w:t>
+      </w:r>
+      <w:r>
+        <w:rPr>
+          <w:rFonts w:ascii="Verdana" w:hAnsi="Verdana"/>
+          <w:sz w:val="22"/>
+          <w:szCs w:val="20"/>
+          <w:lang w:val="id-ID"/>
+        </w:rPr>
+        <w:t xml:space="preserve"> menjadi </w:t>
+      </w:r>
+      <w:r>
+        <w:rPr>
+          <w:rFonts w:ascii="Verdana" w:hAnsi="Verdana"/>
+          <w:b/>
+          <w:bCs/>
+          <w:sz w:val="22"/>
+          <w:szCs w:val="20"/>
+          <w:lang w:val="id-ID"/>
+        </w:rPr>
+        <w:t>a</w:t>
+      </w:r>
+      <w:r>
+        <w:rPr>
+          <w:rFonts w:ascii="Verdana" w:hAnsi="Verdana"/>
+          <w:sz w:val="22"/>
+          <w:szCs w:val="20"/>
+          <w:lang w:val="id-ID"/>
+        </w:rPr>
+        <w:t>.</w:t>
+      </w:r>
+    </w:p>
+    <w:p>
+      <w:pPr>
+        <w:pStyle w:val="ListParagraph"/>
+        <w:numPr>
+          <w:ilvl w:val="0"/>
+          <w:numId w:val="7"/>
+        </w:numPr>
+        <w:rPr>
+          <w:rFonts w:ascii="Verdana" w:hAnsi="Verdana"/>
+          <w:sz w:val="22"/>
+          <w:szCs w:val="20"/>
+          <w:lang w:val="id-ID"/>
+        </w:rPr>
+      </w:pPr>
+      <w:r>
+        <w:rPr>
+          <w:rFonts w:ascii="Verdana" w:hAnsi="Verdana"/>
+          <w:b/>
+          <w:bCs/>
+          <w:sz w:val="22"/>
+          <w:szCs w:val="20"/>
+          <w:lang w:val="id-ID"/>
+        </w:rPr>
+        <w:t>max</w:t>
+      </w:r>
+      <w:r>
+        <w:rPr>
+          <w:rFonts w:ascii="Verdana" w:hAnsi="Verdana"/>
+          <w:b/>
+          <w:bCs/>
+          <w:sz w:val="22"/>
+          <w:szCs w:val="20"/>
+          <w:lang w:val="id-ID"/>
+        </w:rPr>
+        <w:tab/>
+      </w:r>
+      <w:r>
+        <w:rPr>
+          <w:rFonts w:ascii="Verdana" w:hAnsi="Verdana"/>
+          <w:b/>
+          <w:bCs/>
+          <w:sz w:val="22"/>
+          <w:szCs w:val="20"/>
+          <w:lang w:val="id-ID"/>
+        </w:rPr>
+        <w:tab/>
+      </w:r>
+      <w:r>
+        <w:rPr>
+          <w:rFonts w:ascii="Verdana" w:hAnsi="Verdana"/>
+          <w:sz w:val="22"/>
+          <w:szCs w:val="20"/>
+          <w:lang w:val="id-ID"/>
+        </w:rPr>
+        <w:t xml:space="preserve">: </w:t>
+      </w:r>
+      <w:r>
+        <w:rPr>
+          <w:rFonts w:ascii="Verdana" w:hAnsi="Verdana"/>
+          <w:sz w:val="22"/>
+          <w:szCs w:val="20"/>
+          <w:lang w:val="id-ID"/>
+        </w:rPr>
+        <w:t xml:space="preserve">Jika </w:t>
+      </w:r>
+      <w:r>
+        <w:rPr>
+          <w:rFonts w:ascii="Verdana" w:hAnsi="Verdana"/>
+          <w:b/>
+          <w:bCs/>
+          <w:sz w:val="22"/>
+          <w:szCs w:val="20"/>
+          <w:lang w:val="id-ID"/>
+        </w:rPr>
+        <w:t>m</w:t>
+      </w:r>
+      <w:r>
+        <w:rPr>
+          <w:rFonts w:ascii="Verdana" w:hAnsi="Verdana"/>
+          <w:b/>
+          <w:bCs/>
+          <w:sz w:val="22"/>
+          <w:szCs w:val="20"/>
+          <w:lang w:val="id-ID"/>
+        </w:rPr>
+        <w:t>ax</w:t>
+      </w:r>
+      <w:r>
+        <w:rPr>
+          <w:rFonts w:ascii="Verdana" w:hAnsi="Verdana"/>
+          <w:sz w:val="22"/>
+          <w:szCs w:val="20"/>
+          <w:lang w:val="id-ID"/>
+        </w:rPr>
+        <w:t xml:space="preserve"> </w:t>
+      </w:r>
+      <w:r>
+        <w:rPr>
+          <w:rFonts w:ascii="Verdana" w:hAnsi="Verdana"/>
+          <w:sz w:val="22"/>
+          <w:szCs w:val="20"/>
+          <w:lang w:val="id-ID"/>
+        </w:rPr>
+        <w:t>&lt;</w:t>
+      </w:r>
+      <w:r>
+        <w:rPr>
+          <w:rFonts w:ascii="Verdana" w:hAnsi="Verdana"/>
+          <w:sz w:val="22"/>
+          <w:szCs w:val="20"/>
+          <w:lang w:val="id-ID"/>
+        </w:rPr>
+        <w:t xml:space="preserve"> </w:t>
+      </w:r>
+      <w:r>
+        <w:rPr>
+          <w:rFonts w:ascii="Verdana" w:hAnsi="Verdana"/>
+          <w:b/>
+          <w:bCs/>
+          <w:sz w:val="22"/>
+          <w:szCs w:val="20"/>
+          <w:lang w:val="id-ID"/>
+        </w:rPr>
+        <w:t>a</w:t>
+      </w:r>
+      <w:r>
+        <w:rPr>
+          <w:rFonts w:ascii="Verdana" w:hAnsi="Verdana"/>
+          <w:sz w:val="22"/>
+          <w:szCs w:val="20"/>
+          <w:lang w:val="id-ID"/>
+        </w:rPr>
+        <w:t xml:space="preserve"> maka ubah value</w:t>
+      </w:r>
+      <w:r>
+        <w:rPr>
+          <w:rFonts w:ascii="Verdana" w:hAnsi="Verdana"/>
+          <w:sz w:val="22"/>
+          <w:szCs w:val="20"/>
+          <w:lang w:val="id-ID"/>
+        </w:rPr>
+        <w:t xml:space="preserve"> </w:t>
+      </w:r>
+      <w:r>
+        <w:rPr>
+          <w:rFonts w:ascii="Verdana" w:hAnsi="Verdana"/>
+          <w:b/>
+          <w:bCs/>
+          <w:sz w:val="22"/>
+          <w:szCs w:val="20"/>
+          <w:lang w:val="id-ID"/>
+        </w:rPr>
+        <w:t>max</w:t>
+      </w:r>
+      <w:r>
+        <w:rPr>
+          <w:rFonts w:ascii="Verdana" w:hAnsi="Verdana"/>
+          <w:sz w:val="22"/>
+          <w:szCs w:val="20"/>
+          <w:lang w:val="id-ID"/>
+        </w:rPr>
+        <w:t xml:space="preserve"> menjadi </w:t>
+      </w:r>
+      <w:r>
+        <w:rPr>
+          <w:rFonts w:ascii="Verdana" w:hAnsi="Verdana"/>
+          <w:b/>
+          <w:bCs/>
+          <w:sz w:val="22"/>
+          <w:szCs w:val="20"/>
+          <w:lang w:val="id-ID"/>
+        </w:rPr>
+        <w:t>a</w:t>
+      </w:r>
+      <w:r>
+        <w:rPr>
+          <w:rFonts w:ascii="Verdana" w:hAnsi="Verdana"/>
+          <w:sz w:val="22"/>
+          <w:szCs w:val="20"/>
+          <w:lang w:val="id-ID"/>
+        </w:rPr>
+        <w:t>.</w:t>
+      </w:r>
+    </w:p>
+    <w:p>
+      <w:pPr>
+        <w:pStyle w:val="ListParagraph"/>
+        <w:numPr>
+          <w:ilvl w:val="0"/>
+          <w:numId w:val="7"/>
+        </w:numPr>
+        <w:rPr>
+          <w:rFonts w:ascii="Verdana" w:hAnsi="Verdana"/>
+          <w:sz w:val="22"/>
+          <w:szCs w:val="20"/>
+          <w:lang w:val="id-ID"/>
+        </w:rPr>
+      </w:pPr>
+      <w:r>
+        <w:rPr>
+          <w:rFonts w:ascii="Verdana" w:hAnsi="Verdana"/>
+          <w:b/>
+          <w:bCs/>
+          <w:sz w:val="22"/>
+          <w:szCs w:val="20"/>
+          <w:lang w:val="id-ID"/>
+        </w:rPr>
+        <w:t xml:space="preserve">odd </w:t>
+      </w:r>
+      <w:r>
+        <w:rPr>
+          <w:rFonts w:ascii="Verdana" w:hAnsi="Verdana"/>
+          <w:sz w:val="22"/>
+          <w:szCs w:val="20"/>
+          <w:lang w:val="id-ID"/>
+        </w:rPr>
+        <w:t xml:space="preserve">&amp; </w:t>
+      </w:r>
+      <w:r>
+        <w:rPr>
+          <w:rFonts w:ascii="Verdana" w:hAnsi="Verdana"/>
+          <w:b/>
+          <w:bCs/>
+          <w:sz w:val="22"/>
+          <w:szCs w:val="20"/>
+          <w:lang w:val="id-ID"/>
+        </w:rPr>
+        <w:t>even</w:t>
+      </w:r>
+      <w:r>
+        <w:rPr>
+          <w:rFonts w:ascii="Verdana" w:hAnsi="Verdana"/>
+          <w:sz w:val="22"/>
+          <w:szCs w:val="20"/>
+          <w:lang w:val="id-ID"/>
+        </w:rPr>
+        <w:tab/>
+        <w:t xml:space="preserve">: Jika </w:t>
+      </w:r>
+      <w:r>
+        <w:rPr>
+          <w:rFonts w:ascii="Verdana" w:hAnsi="Verdana"/>
+          <w:b/>
+          <w:bCs/>
+          <w:sz w:val="22"/>
+          <w:szCs w:val="20"/>
+          <w:lang w:val="id-ID"/>
+        </w:rPr>
+        <w:t>a</w:t>
+      </w:r>
+      <w:r>
+        <w:rPr>
+          <w:rFonts w:ascii="Verdana" w:hAnsi="Verdana"/>
+          <w:sz w:val="22"/>
+          <w:szCs w:val="20"/>
+          <w:lang w:val="id-ID"/>
+        </w:rPr>
+        <w:t xml:space="preserve"> habis dibagi </w:t>
+      </w:r>
+      <w:r>
+        <w:rPr>
+          <w:rFonts w:ascii="Verdana" w:hAnsi="Verdana"/>
+          <w:b/>
+          <w:bCs/>
+          <w:sz w:val="22"/>
+          <w:szCs w:val="20"/>
+          <w:lang w:val="id-ID"/>
+        </w:rPr>
+        <w:t>2</w:t>
+      </w:r>
+      <w:r>
+        <w:rPr>
+          <w:rFonts w:ascii="Verdana" w:hAnsi="Verdana"/>
+          <w:sz w:val="22"/>
+          <w:szCs w:val="20"/>
+          <w:lang w:val="id-ID"/>
+        </w:rPr>
+        <w:t xml:space="preserve"> tidak sama dengan 0, </w:t>
+      </w:r>
+      <w:r>
+        <w:rPr>
+          <w:rFonts w:ascii="Verdana" w:hAnsi="Verdana"/>
+          <w:b/>
+          <w:bCs/>
+          <w:sz w:val="22"/>
+          <w:szCs w:val="20"/>
+          <w:lang w:val="id-ID"/>
+        </w:rPr>
+        <w:t>odd+1</w:t>
+      </w:r>
+      <w:r>
+        <w:rPr>
+          <w:rFonts w:ascii="Verdana" w:hAnsi="Verdana"/>
+          <w:sz w:val="22"/>
+          <w:szCs w:val="20"/>
+          <w:lang w:val="id-ID"/>
+        </w:rPr>
+        <w:t xml:space="preserve">. Jika tidak, </w:t>
+      </w:r>
+      <w:r>
+        <w:rPr>
+          <w:rFonts w:ascii="Verdana" w:hAnsi="Verdana"/>
+          <w:b/>
+          <w:bCs/>
+          <w:sz w:val="22"/>
+          <w:szCs w:val="20"/>
+          <w:lang w:val="id-ID"/>
+        </w:rPr>
+        <w:t>even+1</w:t>
+      </w:r>
+    </w:p>
+    <w:p>
+      <w:pPr>
+        <w:pStyle w:val="ListParagraph"/>
+        <w:numPr>
+          <w:ilvl w:val="0"/>
+          <w:numId w:val="7"/>
+        </w:numPr>
+        <w:rPr>
+          <w:rFonts w:ascii="Verdana" w:hAnsi="Verdana"/>
+          <w:sz w:val="22"/>
+          <w:szCs w:val="20"/>
+          <w:lang w:val="id-ID"/>
+        </w:rPr>
+      </w:pPr>
+      <w:r>
+        <w:rPr>
+          <w:rFonts w:ascii="Verdana" w:hAnsi="Verdana"/>
+          <w:b/>
+          <w:bCs/>
+          <w:sz w:val="22"/>
+          <w:szCs w:val="20"/>
+          <w:lang w:val="id-ID"/>
+        </w:rPr>
+        <w:t>rerata</w:t>
+      </w:r>
+      <w:r>
+        <w:rPr>
+          <w:rFonts w:ascii="Verdana" w:hAnsi="Verdana"/>
+          <w:sz w:val="22"/>
+          <w:szCs w:val="20"/>
+          <w:lang w:val="id-ID"/>
+        </w:rPr>
+        <w:tab/>
+        <w:t xml:space="preserve">: Ubah </w:t>
+      </w:r>
+      <w:r>
+        <w:rPr>
+          <w:rFonts w:ascii="Verdana" w:hAnsi="Verdana"/>
+          <w:b/>
+          <w:bCs/>
+          <w:sz w:val="22"/>
+          <w:szCs w:val="20"/>
+          <w:lang w:val="id-ID"/>
+        </w:rPr>
+        <w:t>total</w:t>
+      </w:r>
+      <w:r>
+        <w:rPr>
+          <w:rFonts w:ascii="Verdana" w:hAnsi="Verdana"/>
+          <w:sz w:val="22"/>
+          <w:szCs w:val="20"/>
+          <w:lang w:val="id-ID"/>
+        </w:rPr>
+        <w:t xml:space="preserve"> &amp; </w:t>
+      </w:r>
+      <w:r>
+        <w:rPr>
+          <w:rFonts w:ascii="Verdana" w:hAnsi="Verdana"/>
+          <w:b/>
+          <w:bCs/>
+          <w:sz w:val="22"/>
+          <w:szCs w:val="20"/>
+          <w:lang w:val="id-ID"/>
+        </w:rPr>
+        <w:t>input</w:t>
+      </w:r>
+      <w:r>
+        <w:rPr>
+          <w:rFonts w:ascii="Verdana" w:hAnsi="Verdana"/>
+          <w:sz w:val="22"/>
+          <w:szCs w:val="20"/>
+          <w:lang w:val="id-ID"/>
+        </w:rPr>
+        <w:t xml:space="preserve"> menjadi </w:t>
+      </w:r>
+      <w:r>
+        <w:rPr>
+          <w:rFonts w:ascii="Verdana" w:hAnsi="Verdana"/>
+          <w:i/>
+          <w:iCs/>
+          <w:sz w:val="22"/>
+          <w:szCs w:val="20"/>
+          <w:lang w:val="id-ID"/>
+        </w:rPr>
+        <w:t>double</w:t>
+      </w:r>
+      <w:r>
+        <w:rPr>
+          <w:rFonts w:ascii="Verdana" w:hAnsi="Verdana"/>
+          <w:sz w:val="22"/>
+          <w:szCs w:val="20"/>
+          <w:lang w:val="id-ID"/>
+        </w:rPr>
+        <w:t xml:space="preserve">. Bagi </w:t>
+      </w:r>
+      <w:r>
+        <w:rPr>
+          <w:rFonts w:ascii="Verdana" w:hAnsi="Verdana"/>
+          <w:b/>
+          <w:bCs/>
+          <w:sz w:val="22"/>
+          <w:szCs w:val="20"/>
+          <w:lang w:val="id-ID"/>
+        </w:rPr>
+        <w:t>total</w:t>
+      </w:r>
+      <w:r>
+        <w:rPr>
+          <w:rFonts w:ascii="Verdana" w:hAnsi="Verdana"/>
+          <w:sz w:val="22"/>
+          <w:szCs w:val="20"/>
+          <w:lang w:val="id-ID"/>
+        </w:rPr>
+        <w:t xml:space="preserve"> dengan </w:t>
+      </w:r>
+      <w:r>
+        <w:rPr>
+          <w:rFonts w:ascii="Verdana" w:hAnsi="Verdana"/>
+          <w:b/>
+          <w:bCs/>
+          <w:sz w:val="22"/>
+          <w:szCs w:val="20"/>
+          <w:lang w:val="id-ID"/>
+        </w:rPr>
+        <w:t>input</w:t>
+      </w:r>
+      <w:r>
+        <w:rPr>
+          <w:rFonts w:ascii="Verdana" w:hAnsi="Verdana"/>
+          <w:sz w:val="22"/>
+          <w:szCs w:val="20"/>
+          <w:lang w:val="id-ID"/>
+        </w:rPr>
+        <w:t>.</w:t>
+      </w:r>
+    </w:p>
+    <w:p>
+      <w:pPr>
+        <w:spacing w:after="160" w:line="259" w:lineRule="auto"/>
+        <w:ind w:firstLine="0"/>
+        <w:contextualSpacing w:val="0"/>
+        <w:jc w:val="left"/>
+        <w:rPr>
+          <w:rFonts w:ascii="Verdana" w:hAnsi="Verdana"/>
+          <w:sz w:val="22"/>
+          <w:szCs w:val="20"/>
+          <w:lang w:val="id-ID"/>
+        </w:rPr>
+      </w:pPr>
+      <w:r>
+        <w:rPr>
+          <w:rFonts w:ascii="Verdana" w:hAnsi="Verdana"/>
+          <w:sz w:val="22"/>
+          <w:szCs w:val="20"/>
+          <w:lang w:val="id-ID"/>
+        </w:rPr>
+        <w:br w:type="page"/>
+      </w:r>
+    </w:p>
+    <w:p>
+      <w:pPr>
+        <w:pStyle w:val="ListParagraph"/>
+        <w:numPr>
+          <w:ilvl w:val="0"/>
+          <w:numId w:val="7"/>
+        </w:numPr>
+        <w:rPr>
+          <w:rFonts w:ascii="Verdana" w:hAnsi="Verdana"/>
+          <w:sz w:val="22"/>
+          <w:szCs w:val="20"/>
+          <w:lang w:val="id-ID"/>
+        </w:rPr>
+      </w:pPr>
+    </w:p>
+    <w:p>
+      <w:pPr>
+        <w:pStyle w:val="ListParagraph"/>
         <w:numPr>
           <w:ilvl w:val="0"/>
           <w:numId w:val="1"/>
@@ -7063,8 +8251,7 @@
           <w:szCs w:val="20"/>
           <w:lang w:val="id-ID"/>
         </w:rPr>
-        <w:lastRenderedPageBreak/>
-        <w:t>Jawaban dan Penjelasan</w:t>
+        <w:t>Hasil Running Program</w:t>
       </w:r>
     </w:p>
     <w:p>
@@ -7143,297 +8330,6 @@
     <w:p>
       <w:pPr>
         <w:pStyle w:val="ListParagraph"/>
-        <w:ind w:firstLine="0"/>
-        <w:rPr>
-          <w:rFonts w:ascii="Verdana" w:hAnsi="Verdana"/>
-          <w:b/>
-          <w:bCs/>
-          <w:sz w:val="22"/>
-          <w:szCs w:val="20"/>
-          <w:lang w:val="id-ID"/>
-        </w:rPr>
-      </w:pPr>
-      <w:r>
-        <w:rPr>
-          <w:rFonts w:ascii="Verdana" w:hAnsi="Verdana"/>
-          <w:b/>
-          <w:bCs/>
-          <w:sz w:val="22"/>
-          <w:szCs w:val="20"/>
-          <w:lang w:val="id-ID"/>
-        </w:rPr>
-        <w:t>Penjelasan:</w:t>
-      </w:r>
-    </w:p>
-    <w:p>
-      <w:pPr>
-        <w:pStyle w:val="ListParagraph"/>
-        <w:ind w:firstLine="0"/>
-        <w:rPr>
-          <w:rFonts w:ascii="Verdana" w:hAnsi="Verdana"/>
-          <w:sz w:val="22"/>
-          <w:szCs w:val="20"/>
-          <w:lang w:val="id-ID"/>
-        </w:rPr>
-      </w:pPr>
-      <w:r>
-        <w:rPr>
-          <w:rFonts w:ascii="Verdana" w:hAnsi="Verdana"/>
-          <w:sz w:val="22"/>
-          <w:szCs w:val="20"/>
-          <w:lang w:val="id-ID"/>
-        </w:rPr>
-        <w:t>Pada kasus ini, akan dilakukan beberapa step:</w:t>
-      </w:r>
-    </w:p>
-    <w:p>
-      <w:pPr>
-        <w:pStyle w:val="ListParagraph"/>
-        <w:numPr>
-          <w:ilvl w:val="0"/>
-          <w:numId w:val="6"/>
-        </w:numPr>
-        <w:rPr>
-          <w:rFonts w:ascii="Verdana" w:hAnsi="Verdana"/>
-          <w:sz w:val="22"/>
-          <w:szCs w:val="20"/>
-          <w:lang w:val="id-ID"/>
-        </w:rPr>
-      </w:pPr>
-      <w:r>
-        <w:rPr>
-          <w:rFonts w:ascii="Verdana" w:hAnsi="Verdana"/>
-          <w:sz w:val="22"/>
-          <w:szCs w:val="20"/>
-          <w:lang w:val="id-ID"/>
-        </w:rPr>
-        <w:t xml:space="preserve">Mencari mean dengan </w:t>
-      </w:r>
-      <w:r>
-        <w:rPr>
-          <w:rFonts w:ascii="Verdana" w:hAnsi="Verdana"/>
-          <w:b/>
-          <w:bCs/>
-          <w:sz w:val="22"/>
-          <w:szCs w:val="20"/>
-          <w:lang w:val="id-ID"/>
-        </w:rPr>
-        <w:t>np.mean(axis=1)</w:t>
-      </w:r>
-      <w:r>
-        <w:rPr>
-          <w:rFonts w:ascii="Verdana" w:hAnsi="Verdana"/>
-          <w:sz w:val="22"/>
-          <w:szCs w:val="20"/>
-          <w:lang w:val="id-ID"/>
-        </w:rPr>
-        <w:t xml:space="preserve"> untuk kolom dan disimpan dalam variabel </w:t>
-      </w:r>
-      <w:r>
-        <w:rPr>
-          <w:rFonts w:ascii="Verdana" w:hAnsi="Verdana"/>
-          <w:b/>
-          <w:bCs/>
-          <w:sz w:val="22"/>
-          <w:szCs w:val="20"/>
-          <w:lang w:val="id-ID"/>
-        </w:rPr>
-        <w:t>data_rerata</w:t>
-      </w:r>
-      <w:r>
-        <w:rPr>
-          <w:rFonts w:ascii="Verdana" w:hAnsi="Verdana"/>
-          <w:sz w:val="22"/>
-          <w:szCs w:val="20"/>
-          <w:lang w:val="id-ID"/>
-        </w:rPr>
-        <w:t>.</w:t>
-      </w:r>
-    </w:p>
-    <w:p>
-      <w:pPr>
-        <w:pStyle w:val="ListParagraph"/>
-        <w:numPr>
-          <w:ilvl w:val="0"/>
-          <w:numId w:val="6"/>
-        </w:numPr>
-        <w:rPr>
-          <w:rFonts w:ascii="Verdana" w:hAnsi="Verdana"/>
-          <w:sz w:val="22"/>
-          <w:szCs w:val="20"/>
-          <w:lang w:val="id-ID"/>
-        </w:rPr>
-      </w:pPr>
-      <w:r>
-        <w:rPr>
-          <w:rFonts w:ascii="Verdana" w:hAnsi="Verdana"/>
-          <w:sz w:val="22"/>
-          <w:szCs w:val="20"/>
-          <w:lang w:val="id-ID"/>
-        </w:rPr>
-        <w:t xml:space="preserve">Subset array utama dengan boolean indexing, setelah itu buat deep copy dari array tersebut dengan </w:t>
-      </w:r>
-      <w:r>
-        <w:rPr>
-          <w:rFonts w:ascii="Verdana" w:hAnsi="Verdana"/>
-          <w:b/>
-          <w:bCs/>
-          <w:sz w:val="22"/>
-          <w:szCs w:val="20"/>
-          <w:lang w:val="id-ID"/>
-        </w:rPr>
-        <w:t>np.copy()</w:t>
-      </w:r>
-      <w:r>
-        <w:rPr>
-          <w:rFonts w:ascii="Verdana" w:hAnsi="Verdana"/>
-          <w:sz w:val="22"/>
-          <w:szCs w:val="20"/>
-          <w:lang w:val="id-ID"/>
-        </w:rPr>
-        <w:t xml:space="preserve">. Disimpan dalam variabel </w:t>
-      </w:r>
-      <w:r>
-        <w:rPr>
-          <w:rFonts w:ascii="Verdana" w:hAnsi="Verdana"/>
-          <w:b/>
-          <w:bCs/>
-          <w:sz w:val="22"/>
-          <w:szCs w:val="20"/>
-          <w:lang w:val="id-ID"/>
-        </w:rPr>
-        <w:t>data_kepuasan_subset</w:t>
-      </w:r>
-      <w:r>
-        <w:rPr>
-          <w:rFonts w:ascii="Verdana" w:hAnsi="Verdana"/>
-          <w:sz w:val="22"/>
-          <w:szCs w:val="20"/>
-          <w:lang w:val="id-ID"/>
-        </w:rPr>
-        <w:t>.</w:t>
-      </w:r>
-    </w:p>
-    <w:p>
-      <w:pPr>
-        <w:pStyle w:val="ListParagraph"/>
-        <w:numPr>
-          <w:ilvl w:val="0"/>
-          <w:numId w:val="6"/>
-        </w:numPr>
-        <w:rPr>
-          <w:rFonts w:ascii="Verdana" w:hAnsi="Verdana"/>
-          <w:sz w:val="22"/>
-          <w:szCs w:val="20"/>
-          <w:lang w:val="id-ID"/>
-        </w:rPr>
-      </w:pPr>
-      <w:r>
-        <w:rPr>
-          <w:rFonts w:ascii="Verdana" w:hAnsi="Verdana"/>
-          <w:sz w:val="22"/>
-          <w:szCs w:val="20"/>
-          <w:lang w:val="id-ID"/>
-        </w:rPr>
-        <w:t xml:space="preserve">Transpose </w:t>
-      </w:r>
-      <w:r>
-        <w:rPr>
-          <w:rFonts w:ascii="Verdana" w:hAnsi="Verdana"/>
-          <w:b/>
-          <w:bCs/>
-          <w:sz w:val="22"/>
-          <w:szCs w:val="20"/>
-          <w:lang w:val="id-ID"/>
-        </w:rPr>
-        <w:t>data_kepuasan_subset</w:t>
-      </w:r>
-      <w:r>
-        <w:rPr>
-          <w:rFonts w:ascii="Verdana" w:hAnsi="Verdana"/>
-          <w:sz w:val="22"/>
-          <w:szCs w:val="20"/>
-          <w:lang w:val="id-ID"/>
-        </w:rPr>
-        <w:t xml:space="preserve"> dengan </w:t>
-      </w:r>
-      <w:r>
-        <w:rPr>
-          <w:rFonts w:ascii="Verdana" w:hAnsi="Verdana"/>
-          <w:b/>
-          <w:bCs/>
-          <w:sz w:val="22"/>
-          <w:szCs w:val="20"/>
-          <w:lang w:val="id-ID"/>
-        </w:rPr>
-        <w:t>np.transpose()</w:t>
-      </w:r>
-      <w:r>
-        <w:rPr>
-          <w:rFonts w:ascii="Verdana" w:hAnsi="Verdana"/>
-          <w:sz w:val="22"/>
-          <w:szCs w:val="20"/>
-          <w:lang w:val="id-ID"/>
-        </w:rPr>
-        <w:t>.</w:t>
-      </w:r>
-    </w:p>
-    <w:p>
-      <w:pPr>
-        <w:pStyle w:val="ListParagraph"/>
-        <w:numPr>
-          <w:ilvl w:val="0"/>
-          <w:numId w:val="6"/>
-        </w:numPr>
-        <w:rPr>
-          <w:rFonts w:ascii="Verdana" w:hAnsi="Verdana"/>
-          <w:sz w:val="22"/>
-          <w:szCs w:val="20"/>
-          <w:lang w:val="id-ID"/>
-        </w:rPr>
-      </w:pPr>
-      <w:r>
-        <w:rPr>
-          <w:rFonts w:ascii="Verdana" w:hAnsi="Verdana"/>
-          <w:sz w:val="22"/>
-          <w:szCs w:val="20"/>
-          <w:lang w:val="id-ID"/>
-        </w:rPr>
-        <w:t>Mencari rata-rata dari tiap data subset yang telah di</w:t>
-      </w:r>
-      <w:r>
-        <w:rPr>
-          <w:rFonts w:ascii="Verdana" w:hAnsi="Verdana"/>
-          <w:sz w:val="22"/>
-          <w:szCs w:val="20"/>
-          <w:lang w:val="id-ID"/>
-        </w:rPr>
-        <w:t xml:space="preserve">transpose mulai dari baris 1 (index 0), hingga baris 3 (index 2) dengan </w:t>
-      </w:r>
-      <w:r>
-        <w:rPr>
-          <w:rFonts w:ascii="Verdana" w:hAnsi="Verdana"/>
-          <w:b/>
-          <w:bCs/>
-          <w:sz w:val="22"/>
-          <w:szCs w:val="20"/>
-          <w:lang w:val="id-ID"/>
-        </w:rPr>
-        <w:t>np.mean()</w:t>
-      </w:r>
-      <w:r>
-        <w:rPr>
-          <w:rFonts w:ascii="Verdana" w:hAnsi="Verdana"/>
-          <w:sz w:val="22"/>
-          <w:szCs w:val="20"/>
-          <w:lang w:val="id-ID"/>
-        </w:rPr>
-        <w:t>.</w:t>
-      </w:r>
-    </w:p>
-    <w:p>
-      <w:pPr>
-        <w:pStyle w:val="ListParagraph"/>
         <w:numPr>
           <w:ilvl w:val="0"/>
           <w:numId w:val="5"/>
@@ -7455,7 +8351,29 @@
           <w:szCs w:val="20"/>
           <w:lang w:val="id-ID"/>
         </w:rPr>
-        <w:t>Link Program Praktikum (Google Colab)</w:t>
+        <w:t>Link Program Praktikum (</w:t>
+      </w:r>
+      <w:r>
+        <w:rPr>
+          <w:rFonts w:ascii="Verdana" w:hAnsi="Verdana"/>
+          <w:b/>
+          <w:bCs/>
+          <w:sz w:val="22"/>
+          <w:szCs w:val="20"/>
+          <w:lang w:val="id-ID"/>
+        </w:rPr>
+        <w:t>Github</w:t>
+      </w:r>
+      <w:r>
+        <w:rPr>
+          <w:rFonts w:ascii="Verdana" w:hAnsi="Verdana"/>
+          <w:b/>
+          <w:bCs/>
+          <w:sz w:val="22"/>
+          <w:szCs w:val="20"/>
+          <w:lang w:val="id-ID"/>
+        </w:rPr>
+        <w:t>)</w:t>
       </w:r>
     </w:p>
     <w:p>
@@ -7470,15 +8388,25 @@
         </w:rPr>
       </w:pPr>
       <w:hyperlink r:id="rId8" w:history="1">
+        <w:proofErr w:type="spellStart"/>
         <w:r>
           <w:rPr>
             <w:rStyle w:val="Hyperlink"/>
             <w:rFonts w:ascii="Verdana" w:hAnsi="Verdana"/>
             <w:sz w:val="22"/>
             <w:szCs w:val="20"/>
-            <w:lang w:val="id-ID"/>
           </w:rPr>
-          <w:t>https://colab.research.google.com/drive/1Y_TEDWi8S8EDfwwp7WOb75MIcQXl3fIx?usp=sharing</w:t>
+          <w:t>kukingkux</w:t>
+        </w:r>
+        <w:proofErr w:type="spellEnd"/>
+        <w:r>
+          <w:rPr>
+            <w:rStyle w:val="Hyperlink"/>
+            <w:rFonts w:ascii="Verdana" w:hAnsi="Verdana"/>
+            <w:sz w:val="22"/>
+            <w:szCs w:val="20"/>
+          </w:rPr>
+          <w:t>/PRAKTIKUM-PBO</w:t>
         </w:r>
       </w:hyperlink>
     </w:p>
@@ -7872,6 +8800,95 @@
     </w:lvl>
   </w:abstractNum>
   <w:abstractNum w:abstractNumId="4" w15:restartNumberingAfterBreak="0">
+    <w:nsid w:val="0EEE74DF"/>
+    <w:multiLevelType w:val="hybridMultilevel"/>
+    <w:tmpl w:val="6174364C"/>
+    <w:lvl w:ilvl="0" w:tplc="D2FED04A">
+      <w:start w:val="1"/>
+      <w:numFmt w:val="decimal"/>
+      <w:lvlText w:val="%1."/>
+      <w:lvlJc w:val="left"/>
+      <w:pPr>
+        <w:ind w:left="1080" w:hanging="360"/>
+      </w:pPr>
+      <w:rPr>
+        <w:rFonts w:hint="default"/>
+      </w:rPr>
+    </w:lvl>
+    <w:lvl w:ilvl="1" w:tplc="38090019" w:tentative="1">
+      <w:start w:val="1"/>
+      <w:numFmt w:val="lowerLetter"/>
+      <w:lvlText w:val="%2."/>
+      <w:lvlJc w:val="left"/>
+      <w:pPr>
+        <w:ind w:left="1800" w:hanging="360"/>
+      </w:pPr>
+    </w:lvl>
+    <w:lvl w:ilvl="2" w:tplc="3809001B" w:tentative="1">
+      <w:start w:val="1"/>
+      <w:numFmt w:val="lowerRoman"/>
+      <w:lvlText w:val="%3."/>
+      <w:lvlJc w:val="right"/>
+      <w:pPr>
+        <w:ind w:left="2520" w:hanging="180"/>
+      </w:pPr>
+    </w:lvl>
+    <w:lvl w:ilvl="3" w:tplc="3809000F" w:tentative="1">
+      <w:start w:val="1"/>
+      <w:numFmt w:val="decimal"/>
+      <w:lvlText w:val="%4."/>
+      <w:lvlJc w:val="left"/>
+      <w:pPr>
+        <w:ind w:left="3240" w:hanging="360"/>
+      </w:pPr>
+    </w:lvl>
+    <w:lvl w:ilvl="4" w:tplc="38090019" w:tentative="1">
+      <w:start w:val="1"/>
+      <w:numFmt w:val="lowerLetter"/>
+      <w:lvlText w:val="%5."/>
+      <w:lvlJc w:val="left"/>
+      <w:pPr>
+        <w:ind w:left="3960" w:hanging="360"/>
+      </w:pPr>
+    </w:lvl>
+    <w:lvl w:ilvl="5" w:tplc="3809001B" w:tentative="1">
+      <w:start w:val="1"/>
+      <w:numFmt w:val="lowerRoman"/>
+      <w:lvlText w:val="%6."/>
+      <w:lvlJc w:val="right"/>
+      <w:pPr>
+        <w:ind w:left="4680" w:hanging="180"/>
+      </w:pPr>
+    </w:lvl>
+    <w:lvl w:ilvl="6" w:tplc="3809000F" w:tentative="1">
+      <w:start w:val="1"/>
+      <w:numFmt w:val="decimal"/>
+      <w:lvlText w:val="%7."/>
+      <w:lvlJc w:val="left"/>
+      <w:pPr>
+        <w:ind w:left="5400" w:hanging="360"/>
+      </w:pPr>
+    </w:lvl>
+    <w:lvl w:ilvl="7" w:tplc="38090019" w:tentative="1">
+      <w:start w:val="1"/>
+      <w:numFmt w:val="lowerLetter"/>
+      <w:lvlText w:val="%8."/>
+      <w:lvlJc w:val="left"/>
+      <w:pPr>
+        <w:ind w:left="6120" w:hanging="360"/>
+      </w:pPr>
+    </w:lvl>
+    <w:lvl w:ilvl="8" w:tplc="3809001B" w:tentative="1">
+      <w:start w:val="1"/>
+      <w:numFmt w:val="lowerRoman"/>
+      <w:lvlText w:val="%9."/>
+      <w:lvlJc w:val="right"/>
+      <w:pPr>
+        <w:ind w:left="6840" w:hanging="180"/>
+      </w:pPr>
+    </w:lvl>
+  </w:abstractNum>
+  <w:abstractNum w:abstractNumId="5" w15:restartNumberingAfterBreak="0">
     <w:nsid w:val="203A1B92"/>
     <w:multiLevelType w:val="multilevel"/>
     <w:tmpl w:val="E9725622"/>
@@ -7984,7 +9001,7 @@
       </w:rPr>
     </w:lvl>
   </w:abstractNum>
-  <w:abstractNum w:abstractNumId="5" w15:restartNumberingAfterBreak="0">
+  <w:abstractNum w:abstractNumId="6" w15:restartNumberingAfterBreak="0">
     <w:nsid w:val="568B6153"/>
     <w:multiLevelType w:val="hybridMultilevel"/>
     <w:tmpl w:val="76B09946"/>
@@ -8097,7 +9114,7 @@
       </w:rPr>
     </w:lvl>
   </w:abstractNum>
-  <w:abstractNum w:abstractNumId="6" w15:restartNumberingAfterBreak="0">
+  <w:abstractNum w:abstractNumId="7" w15:restartNumberingAfterBreak="0">
     <w:nsid w:val="5AF06C49"/>
     <w:multiLevelType w:val="hybridMultilevel"/>
     <w:tmpl w:val="3BF8FF0A"/>
@@ -8112,7 +9129,7 @@
         <w:rFonts w:ascii="Verdana" w:eastAsia="Calibri" w:hAnsi="Verdana" w:cs="Calibri" w:hint="default"/>
       </w:rPr>
     </w:lvl>
-    <w:lvl w:ilvl="1" w:tplc="38090003" w:tentative="1">
+    <w:lvl w:ilvl="1" w:tplc="38090003">
       <w:start w:val="1"/>
       <w:numFmt w:val="bullet"/>
       <w:lvlText w:val="o"/>
@@ -8209,7 +9226,7 @@
       </w:rPr>
     </w:lvl>
   </w:abstractNum>
-  <w:abstractNum w:abstractNumId="7" w15:restartNumberingAfterBreak="0">
+  <w:abstractNum w:abstractNumId="8" w15:restartNumberingAfterBreak="0">
     <w:nsid w:val="6F432824"/>
     <w:multiLevelType w:val="hybridMultilevel"/>
     <w:tmpl w:val="31B4354E"/>
@@ -8322,7 +9339,7 @@
       </w:rPr>
     </w:lvl>
   </w:abstractNum>
-  <w:abstractNum w:abstractNumId="8" w15:restartNumberingAfterBreak="0">
+  <w:abstractNum w:abstractNumId="9" w15:restartNumberingAfterBreak="0">
     <w:nsid w:val="7BA95046"/>
     <w:multiLevelType w:val="multilevel"/>
     <w:tmpl w:val="E9725622"/>
@@ -8436,31 +9453,34 @@
     </w:lvl>
   </w:abstractNum>
   <w:num w:numId="1" w16cid:durableId="1903245990">
-    <w:abstractNumId w:val="7"/>
+    <w:abstractNumId w:val="8"/>
   </w:num>
   <w:num w:numId="2" w16cid:durableId="242110020">
-    <w:abstractNumId w:val="4"/>
+    <w:abstractNumId w:val="5"/>
   </w:num>
   <w:num w:numId="3" w16cid:durableId="1954285758">
-    <w:abstractNumId w:val="8"/>
+    <w:abstractNumId w:val="9"/>
   </w:num>
   <w:num w:numId="4" w16cid:durableId="1845507242">
     <w:abstractNumId w:val="3"/>
   </w:num>
   <w:num w:numId="5" w16cid:durableId="1186091538">
-    <w:abstractNumId w:val="5"/>
+    <w:abstractNumId w:val="6"/>
   </w:num>
   <w:num w:numId="6" w16cid:durableId="725761004">
     <w:abstractNumId w:val="1"/>
   </w:num>
   <w:num w:numId="7" w16cid:durableId="2119446816">
-    <w:abstractNumId w:val="6"/>
+    <w:abstractNumId w:val="7"/>
   </w:num>
   <w:num w:numId="8" w16cid:durableId="794762071">
     <w:abstractNumId w:val="2"/>
   </w:num>
   <w:num w:numId="9" w16cid:durableId="514852683">
     <w:abstractNumId w:val="0"/>
+  </w:num>
+  <w:num w:numId="10" w16cid:durableId="1427262744">
+    <w:abstractNumId w:val="4"/>
   </w:num>
 </w:numbering>
 </file>
